--- a/Kim12-2-1-Sigma-ve-Pi-Baglari.docx
+++ b/Kim12-2-1-Sigma-ve-Pi-Baglari.docx
@@ -871,7 +871,7 @@
                 <w:rFonts w:ascii="Times New Roman" w:hAnsi="Times New Roman" w:cs="Times New Roman"/>
                 <w:lang w:val="tr-TR"/>
               </w:rPr>
-              <w:t xml:space="preserve">GÖRSEL ALANI</w:t>
+              <w:t xml:space="preserve">GÖRSEL ALANI (Bölüm kapağı, tam sayfa; Shutterstock)</w:t>
             </w:r>
           </w:p>
           <w:p>
@@ -887,7 +887,7 @@
                 <w:rFonts w:ascii="Times New Roman" w:hAnsi="Times New Roman" w:cs="Times New Roman"/>
                 <w:lang w:val="tr-TR"/>
               </w:rPr>
-              <w:t xml:space="preserve">Tarif: Bir pazar tezgâhında yan yana dizilmiş baharatlar, meyveler, zeytinyağı şişesi ve şeker; görselin bir köşesinde bu besinlerde bulunan bir molekülün (örneğin glikoz) top-çubuk modeli (marka/logo görünmeyen).</w:t>
+              <w:t xml:space="preserve">Tarif: Bir pazar tezgâhında yan yana dizilmiş baharatlar, meyveler, zeytinyağı şişesi ve şeker; görselin bir köşesinde bu besinlerde bulunan bir molekülün (örneğin glikoz) top-çubuk modeli (marka/logo görünmeyen; tam sayfa bölüm kapağı).</w:t>
             </w:r>
           </w:p>
           <w:p>
@@ -936,43 +936,50 @@
     </w:p>
     <w:p>
       <w:pPr>
-        <w:jc w:val="center"/>
-        <w:rPr>
-          <w:rFonts w:ascii="Times New Roman" w:hAnsi="Times New Roman" w:cs="Times New Roman"/>
-          <w:lang w:val="tr-TR"/>
-        </w:rPr>
-      </w:pPr>
-      <w:r>
-        <w:rPr>
-          <w:rFonts w:ascii="Times New Roman" w:hAnsi="Times New Roman" w:cs="Times New Roman"/>
-          <w:b/>
-          <w:bCs/>
-          <w:lang w:val="tr-TR"/>
-        </w:rPr>
-        <w:t xml:space="preserve">Görsel:</w:t>
-      </w:r>
-      <w:r>
-        <w:rPr>
-          <w:rFonts w:ascii="Times New Roman" w:hAnsi="Times New Roman" w:cs="Times New Roman"/>
-          <w:lang w:val="tr-TR"/>
-        </w:rPr>
-        <w:t xml:space="preserve"> Karbon iskeletli moleküllerle dolu bir dünya</w:t>
-      </w:r>
-    </w:p>
-    <w:p>
-      <w:pPr>
-        <w:jc w:val="both"/>
-        <w:rPr>
-          <w:rFonts w:ascii="Times New Roman" w:hAnsi="Times New Roman" w:cs="Times New Roman"/>
-          <w:lang w:val="tr-TR"/>
-        </w:rPr>
-      </w:pPr>
-      <w:r>
-        <w:rPr>
-          <w:rFonts w:ascii="Times New Roman" w:hAnsi="Times New Roman" w:cs="Times New Roman"/>
-          <w:lang w:val="tr-TR"/>
-        </w:rPr>
-        <w:t xml:space="preserve">Sabah kahvaltısında yediğiniz ekmekteki nişasta, çayınıza attığınız şeker, zeytinyağı, giydiğiniz pamuklu tişört, kullandığınız kalemin plastik gövdesi ve evinizi ısıtan doğal gaz birbirinden çok farklı maddelerdir. Ancak bu maddelerin hepsinin yapısında ortak bir element bulunur: karbon. Bugün bilinen kimyasal bileşiklerin büyük çoğunluğu karbon içerir ve bu bileşiklerin sayısı her yıl yeni sentezlerle artmaktadır. Karbon atomları birbirine tekli, ikili ya da üçlü bağlarla bağlanabilir; düz zincirler, dallanmış zincirler ve halkalar oluşturabilir. Bu sınırsız gibi görünen çeşitliliğin kaynağı, karbon atomunun bağ yapma biçiminde gizlidir.</w:t>
+        <w:jc w:val="both"/>
+        <w:rPr>
+          <w:rFonts w:ascii="Times New Roman" w:hAnsi="Times New Roman" w:cs="Times New Roman"/>
+          <w:lang w:val="tr-TR"/>
+        </w:rPr>
+      </w:pPr>
+      <w:r>
+        <w:rPr>
+          <w:rFonts w:ascii="Times New Roman" w:hAnsi="Times New Roman" w:cs="Times New Roman"/>
+          <w:lang w:val="tr-TR"/>
+        </w:rPr>
+        <w:t xml:space="preserve">Sabah kahvaltısında yediğiniz ekmekteki nişasta, çayınıza attığınız şeker, zeytinyağı, giydiğiniz pamuklu tişört, kullandığınız kalemin plastik gövdesi ve evinizi ısıtan doğal gaz birbirinden çok farklı maddelerdir. Ancak bu maddelerin hepsinin yapısında ortak bir element bulunur: karbon.</w:t>
+      </w:r>
+    </w:p>
+    <w:p>
+      <w:pPr>
+        <w:jc w:val="both"/>
+        <w:rPr>
+          <w:rFonts w:ascii="Times New Roman" w:hAnsi="Times New Roman" w:cs="Times New Roman"/>
+          <w:lang w:val="tr-TR"/>
+        </w:rPr>
+      </w:pPr>
+      <w:r>
+        <w:rPr>
+          <w:rFonts w:ascii="Times New Roman" w:hAnsi="Times New Roman" w:cs="Times New Roman"/>
+          <w:lang w:val="tr-TR"/>
+        </w:rPr>
+        <w:t xml:space="preserve">Bugün bilinen kimyasal bileşiklerin büyük çoğunluğu karbon içerir ve bu bileşiklerin sayısı her yıl yeni sentezlerle artmaktadır. Karbon atomları birbirine tekli, ikili ya da üçlü bağlarla bağlanabilir; düz zincirler, dallanmış zincirler ve halkalar oluşturabilir. Bu sınırsız gibi görünen çeşitliliğin kaynağı, karbon atomunun bağ yapma biçiminde gizlidir.</w:t>
+      </w:r>
+    </w:p>
+    <w:p>
+      <w:pPr>
+        <w:jc w:val="both"/>
+        <w:rPr>
+          <w:rFonts w:ascii="Times New Roman" w:hAnsi="Times New Roman" w:cs="Times New Roman"/>
+          <w:lang w:val="tr-TR"/>
+        </w:rPr>
+      </w:pPr>
+      <w:r>
+        <w:rPr>
+          <w:rFonts w:ascii="Times New Roman" w:hAnsi="Times New Roman" w:cs="Times New Roman"/>
+          <w:lang w:val="tr-TR"/>
+        </w:rPr>
+        <w:t xml:space="preserve">Aynı karbon atomlarından oluşan elmas bilinen en sert doğal maddelerden biriyken grafit kâğıt üzerinde iz bırakacak kadar yumuşaktır. Metan gazı ile mumun yapısındaki uzun zincirli moleküllerin özellikleri de birbirinden çok farklıdır. Bu farkların nedenini anlamak için atomların birbirine nasıl bağlandığına, bağların uzayda hangi yönlere uzandığına ve moleküllerin üç boyutlu şekline bakmak gerekir.</w:t>
       </w:r>
     </w:p>
     <w:p>

--- a/Kim12-2-1-Sigma-ve-Pi-Baglari.docx
+++ b/Kim12-2-1-Sigma-ve-Pi-Baglari.docx
@@ -2268,18 +2268,9 @@
       <w:r>
         <w:rPr>
           <w:rFonts w:ascii="Times New Roman" w:hAnsi="Times New Roman" w:cs="Times New Roman"/>
-          <w:b/>
-          <w:bCs/>
-          <w:lang w:val="tr-TR"/>
-        </w:rPr>
-        <w:t xml:space="preserve">Görsel:</w:t>
-      </w:r>
-      <w:r>
-        <w:rPr>
-          <w:rFonts w:ascii="Times New Roman" w:hAnsi="Times New Roman" w:cs="Times New Roman"/>
-          <w:lang w:val="tr-TR"/>
-        </w:rPr>
-        <w:t xml:space="preserve"> Karbon bileşikleri içeren günlük ürünler</w:t>
+          <w:lang w:val="tr-TR"/>
+        </w:rPr>
+        <w:t xml:space="preserve">Karbon bileşikleri içeren günlük ürünler</w:t>
       </w:r>
     </w:p>
     <w:p>
@@ -2908,18 +2899,9 @@
       <w:r>
         <w:rPr>
           <w:rFonts w:ascii="Times New Roman" w:hAnsi="Times New Roman" w:cs="Times New Roman"/>
-          <w:b/>
-          <w:bCs/>
-          <w:lang w:val="tr-TR"/>
-        </w:rPr>
-        <w:t xml:space="preserve">Görsel B:</w:t>
-      </w:r>
-      <w:r>
-        <w:rPr>
-          <w:rFonts w:ascii="Times New Roman" w:hAnsi="Times New Roman" w:cs="Times New Roman"/>
-          <w:lang w:val="tr-TR"/>
-        </w:rPr>
-        <w:t xml:space="preserve"> H</w:t>
+          <w:lang w:val="tr-TR"/>
+        </w:rPr>
+        <w:t xml:space="preserve">H</w:t>
       </w:r>
       <w:r>
         <w:rPr>
@@ -3000,7 +2982,7 @@
           <w:rFonts w:ascii="Times New Roman" w:hAnsi="Times New Roman" w:cs="Times New Roman"/>
           <w:lang w:val="tr-TR"/>
         </w:rPr>
-        <w:t xml:space="preserve">Görsel B’deki moleküllerin Lewis yapılarını çiziniz. Her molekülde iki atom arasında kaç elektron çifti ortaklaşa kullanılmaktadır?</w:t>
+        <w:t xml:space="preserve">Yukarıdaki görseldeki moleküllerin Lewis yapılarını çiziniz. Her molekülde iki atom arasında kaç elektron çifti ortaklaşa kullanılmaktadır?</w:t>
       </w:r>
     </w:p>
     <w:p>
@@ -3514,32 +3496,7 @@
           <w:rFonts w:ascii="Times New Roman" w:hAnsi="Times New Roman" w:cs="Times New Roman"/>
           <w:lang w:val="tr-TR"/>
         </w:rPr>
-        <w:t xml:space="preserve">Aşağıda bazı iki atomlu moleküllere ait hazır veri seti (Tablo A) ile bu moleküllerdeki bağların oluşumu sırasında atom orbitallerinin örtüşme biçimini gösteren modeller (Görsel C ve Görsel D) verilmiştir.</w:t>
-      </w:r>
-    </w:p>
-    <w:p>
-      <w:pPr>
-        <w:jc w:val="center"/>
-        <w:rPr>
-          <w:rFonts w:ascii="Times New Roman" w:hAnsi="Times New Roman" w:cs="Times New Roman"/>
-          <w:lang w:val="tr-TR"/>
-        </w:rPr>
-      </w:pPr>
-      <w:r>
-        <w:rPr>
-          <w:rFonts w:ascii="Times New Roman" w:hAnsi="Times New Roman" w:cs="Times New Roman"/>
-          <w:b/>
-          <w:bCs/>
-          <w:lang w:val="tr-TR"/>
-        </w:rPr>
-        <w:t xml:space="preserve">Tablo A:</w:t>
-      </w:r>
-      <w:r>
-        <w:rPr>
-          <w:rFonts w:ascii="Times New Roman" w:hAnsi="Times New Roman" w:cs="Times New Roman"/>
-          <w:lang w:val="tr-TR"/>
-        </w:rPr>
-        <w:t xml:space="preserve"> Bazı iki atomlu moleküllerdeki bağlara ait veriler</w:t>
+        <w:t xml:space="preserve">Aşağıda bazı iki atomlu moleküllere ait hazır veri seti ile bu moleküllerdeki bağların oluşumu sırasında atom orbitallerinin örtüşme biçimini gösteren modeller verilmiştir.</w:t>
       </w:r>
     </w:p>
     <w:tbl>
@@ -4593,18 +4550,9 @@
       <w:r>
         <w:rPr>
           <w:rFonts w:ascii="Times New Roman" w:hAnsi="Times New Roman" w:cs="Times New Roman"/>
-          <w:b/>
-          <w:bCs/>
-          <w:lang w:val="tr-TR"/>
-        </w:rPr>
-        <w:t xml:space="preserve">Görsel C:</w:t>
-      </w:r>
-      <w:r>
-        <w:rPr>
-          <w:rFonts w:ascii="Times New Roman" w:hAnsi="Times New Roman" w:cs="Times New Roman"/>
-          <w:lang w:val="tr-TR"/>
-        </w:rPr>
-        <w:t xml:space="preserve"> H</w:t>
+          <w:lang w:val="tr-TR"/>
+        </w:rPr>
+        <w:t xml:space="preserve">H</w:t>
       </w:r>
       <w:r>
         <w:rPr>
@@ -4693,18 +4641,9 @@
       <w:r>
         <w:rPr>
           <w:rFonts w:ascii="Times New Roman" w:hAnsi="Times New Roman" w:cs="Times New Roman"/>
-          <w:b/>
-          <w:bCs/>
-          <w:lang w:val="tr-TR"/>
-        </w:rPr>
-        <w:t xml:space="preserve">Görsel D:</w:t>
-      </w:r>
-      <w:r>
-        <w:rPr>
-          <w:rFonts w:ascii="Times New Roman" w:hAnsi="Times New Roman" w:cs="Times New Roman"/>
-          <w:lang w:val="tr-TR"/>
-        </w:rPr>
-        <w:t xml:space="preserve"> O</w:t>
+          <w:lang w:val="tr-TR"/>
+        </w:rPr>
+        <w:t xml:space="preserve">O</w:t>
       </w:r>
       <w:r>
         <w:rPr>
@@ -4755,7 +4694,7 @@
           <w:rFonts w:ascii="Times New Roman" w:hAnsi="Times New Roman" w:cs="Times New Roman"/>
           <w:lang w:val="tr-TR"/>
         </w:rPr>
-        <w:t xml:space="preserve">Tablo A’dan ve Görsel C ile D’den bağ sayısı birbirinden farklı olan molekülleri seçiniz. Seçtiğiniz moleküllerin verilerini aşağıdaki tabloya kaydederek kendi veri setinizi oluşturunuz. Seçiminizin gerekçesini yazınız.</w:t>
+        <w:t xml:space="preserve">Yukarıdaki veri setinden ve orbital örtüşme modellerinden bağ sayısı birbirinden farklı olan molekülleri seçiniz. Seçtiğiniz moleküllerin verilerini aşağıdaki tabloya kaydederek kendi veri setinizi oluşturunuz. Seçiminizin gerekçesini yazınız.</w:t>
       </w:r>
     </w:p>
     <w:p>
@@ -5432,7 +5371,7 @@
           <w:rFonts w:ascii="Times New Roman" w:hAnsi="Times New Roman" w:cs="Times New Roman"/>
           <w:lang w:val="tr-TR"/>
         </w:rPr>
-        <w:t xml:space="preserve">Uç uca örtüşmede ve yan yana örtüşmede elektron yoğunluğu iki çekirdeği birleştiren eksene göre nerede toplanmaktadır? Görsel C’yi inceleyerek karşılaştırınız.</w:t>
+        <w:t xml:space="preserve">Uç uca örtüşmede ve yan yana örtüşmede elektron yoğunluğu iki çekirdeği birleştiren eksene göre nerede toplanmaktadır? Yukarıdaki orbital örtüşme modellerini inceleyerek karşılaştırınız.</w:t>
       </w:r>
     </w:p>
     <w:p>
@@ -6007,7 +5946,7 @@
           <w:rFonts w:ascii="Times New Roman" w:hAnsi="Times New Roman" w:cs="Times New Roman"/>
           <w:lang w:val="tr-TR"/>
         </w:rPr>
-        <w:t xml:space="preserve"> denir. Sigma bağında elektron yoğunluğu bağ ekseni üzerinde ve çevresinde toplanır. Görsel C’de gördüğünüz gibi sigma bağı iki s orbitalinin (s-s), bir s ve bir p orbitalinin (s-p) ya da iki p orbitalinin (p-p) uç uca örtüşmesiyle oluşabilir.</w:t>
+        <w:t xml:space="preserve"> denir. Sigma bağında elektron yoğunluğu bağ ekseni üzerinde ve çevresinde toplanır. Analiz ve Keşif Atölyesi 2.1.’deki orbital örtüşme modellerinde gördüğünüz gibi sigma bağı iki s orbitalinin (s-s), bir s ve bir p orbitalinin (s-p) ya da iki p orbitalinin (p-p) uç uca örtüşmesiyle oluşabilir.</w:t>
       </w:r>
     </w:p>
     <w:p>
@@ -6053,7 +5992,37 @@
           <w:rFonts w:ascii="Times New Roman" w:hAnsi="Times New Roman" w:cs="Times New Roman"/>
           <w:lang w:val="tr-TR"/>
         </w:rPr>
-        <w:t xml:space="preserve"> moleküllerinde ise iki atom arasında birden fazla bağ bulunur. Görsel D’yi incelediğinizde bu moleküllerde 2p orbitallerinden yalnızca birinin uç uca örtüşebildiğini fark ettiniz. Bağ eksenine dik olan ve birbirine paralel duran diğer p orbitalleri ise yan yana örtüşür. Paralel p orbitallerinin yan yana örtüşmesiyle oluşan bağa </w:t>
+        <w:t xml:space="preserve"> moleküllerinde ise iki atom arasında birden fazla bağ bulunur. Etkinlikteki O</w:t>
+      </w:r>
+      <w:r>
+        <w:rPr>
+          <w:rFonts w:ascii="Times New Roman" w:hAnsi="Times New Roman" w:cs="Times New Roman"/>
+          <w:vertAlign w:val="subscript"/>
+          <w:lang w:val="tr-TR"/>
+        </w:rPr>
+        <w:t xml:space="preserve">2</w:t>
+      </w:r>
+      <w:r>
+        <w:rPr>
+          <w:rFonts w:ascii="Times New Roman" w:hAnsi="Times New Roman" w:cs="Times New Roman"/>
+          <w:lang w:val="tr-TR"/>
+        </w:rPr>
+        <w:t xml:space="preserve"> ve N</w:t>
+      </w:r>
+      <w:r>
+        <w:rPr>
+          <w:rFonts w:ascii="Times New Roman" w:hAnsi="Times New Roman" w:cs="Times New Roman"/>
+          <w:vertAlign w:val="subscript"/>
+          <w:lang w:val="tr-TR"/>
+        </w:rPr>
+        <w:t xml:space="preserve">2</w:t>
+      </w:r>
+      <w:r>
+        <w:rPr>
+          <w:rFonts w:ascii="Times New Roman" w:hAnsi="Times New Roman" w:cs="Times New Roman"/>
+          <w:lang w:val="tr-TR"/>
+        </w:rPr>
+        <w:t xml:space="preserve"> örtüşme modellerini incelediğinizde bu moleküllerde 2p orbitallerinden yalnızca birinin uç uca örtüşebildiğini fark ettiniz. Bağ eksenine dik olan ve birbirine paralel duran diğer p orbitalleri ise yan yana örtüşür. Paralel p orbitallerinin yan yana örtüşmesiyle oluşan bağa </w:t>
       </w:r>
       <w:r>
         <w:rPr>
@@ -6069,7 +6038,7 @@
           <w:rFonts w:ascii="Times New Roman" w:hAnsi="Times New Roman" w:cs="Times New Roman"/>
           <w:lang w:val="tr-TR"/>
         </w:rPr>
-        <w:t xml:space="preserve"> denir. Pi bağında elektron yoğunluğu bağ ekseninin üzerinde değil, eksenin iki yanında (alt ve üst bölgelerinde) toplanır. İki atom arasında yalnızca bir sigma bağı oluşabilir; çünkü bağ ekseni boyunca uç uca örtüşebilecek tek bir yön vardır. Bu nedenle atomlar arasındaki ilk bağ her zaman sigma bağıdır; pi bağları ancak sigma bağı oluşmuş atomlar arasında oluşur. Bu bilgiler Tablo B’de özetlenmiştir.</w:t>
+        <w:t xml:space="preserve"> denir. Pi bağında elektron yoğunluğu bağ ekseninin üzerinde değil, eksenin iki yanında (alt ve üst bölgelerinde) toplanır. İki atom arasında yalnızca bir sigma bağı oluşabilir; çünkü bağ ekseni boyunca uç uca örtüşebilecek tek bir yön vardır. Bu nedenle atomlar arasındaki ilk bağ her zaman sigma bağıdır; pi bağları ancak sigma bağı oluşmuş atomlar arasında oluşur. Bu bilgiler Tablo A’da özetlenmiştir.</w:t>
       </w:r>
     </w:p>
     <w:p>
@@ -6087,7 +6056,7 @@
           <w:bCs/>
           <w:lang w:val="tr-TR"/>
         </w:rPr>
-        <w:t xml:space="preserve">Tablo B:</w:t>
+        <w:t xml:space="preserve">Tablo A:</w:t>
       </w:r>
       <w:r>
         <w:rPr>
@@ -6521,7 +6490,7 @@
           <w:rFonts w:ascii="Times New Roman" w:hAnsi="Times New Roman" w:cs="Times New Roman"/>
           <w:lang w:val="tr-TR"/>
         </w:rPr>
-        <w:t xml:space="preserve">Tablo A’daki N</w:t>
+        <w:t xml:space="preserve">Analiz ve Keşif Atölyesi 2.1.’deki veri setinde yer alan N</w:t>
       </w:r>
       <w:r>
         <w:rPr>
@@ -6774,7 +6743,7 @@
           <w:rFonts w:ascii="Times New Roman" w:hAnsi="Times New Roman" w:cs="Times New Roman"/>
           <w:lang w:val="tr-TR"/>
         </w:rPr>
-        <w:t xml:space="preserve">) molekülünde ise 3 sigma ve 2 pi bağı bulunur (Görsel E ve Görsel F).</w:t>
+        <w:t xml:space="preserve">) molekülünde ise 3 sigma ve 2 pi bağı bulunur (Görsel B ve Görsel C).</w:t>
       </w:r>
     </w:p>
     <w:p xmlns:a="http://schemas.openxmlformats.org/drawingml/2006/main" xmlns:pic="http://schemas.openxmlformats.org/drawingml/2006/picture">
@@ -6837,7 +6806,7 @@
           <w:bCs/>
           <w:lang w:val="tr-TR"/>
         </w:rPr>
-        <w:t xml:space="preserve">Görsel E:</w:t>
+        <w:t xml:space="preserve">Görsel B:</w:t>
       </w:r>
       <w:r>
         <w:rPr>
@@ -6907,7 +6876,7 @@
           <w:bCs/>
           <w:lang w:val="tr-TR"/>
         </w:rPr>
-        <w:t xml:space="preserve">Görsel F:</w:t>
+        <w:t xml:space="preserve">Görsel C:</w:t>
       </w:r>
       <w:r>
         <w:rPr>
@@ -8566,7 +8535,7 @@
           <w:highlight w:val="yellow"/>
           <w:lang w:val="tr-TR"/>
         </w:rPr>
-        <w:t xml:space="preserve">Tablo A’daki ve Grafik A’daki bağ uzunlukları ve ortalama bağ enerjileri Petrucci General Chemistry tablolarından alınmış, bağ uzunlukları en yakın tam sayıya yuvarlanmıştır. Uzay dolgu, top-çubuk ve orbital örtüşme görselleri taslaktır; yayınevi vektörel olarak yeniden çizebilir.</w:t>
+        <w:t xml:space="preserve">Analiz ve Keşif Atölyesi 2.1.’deki veri setinde ve Grafik A’daki bağ uzunlukları ve ortalama bağ enerjileri Petrucci General Chemistry tablolarından alınmış, bağ uzunlukları en yakın tam sayıya yuvarlanmıştır. Uzay dolgu, top-çubuk ve orbital örtüşme görselleri taslaktır; yayınevi vektörel olarak yeniden çizebilir.</w:t>
       </w:r>
     </w:p>
     <w:sectPr>

--- a/Kim12-2-1-Sigma-ve-Pi-Baglari.docx
+++ b/Kim12-2-1-Sigma-ve-Pi-Baglari.docx
@@ -95,7 +95,7 @@
                 <w:rFonts w:ascii="Times New Roman" w:hAnsi="Times New Roman" w:cs="Times New Roman"/>
                 <w:lang w:val="tr-TR"/>
               </w:rPr>
-              <w:t xml:space="preserve">GÖRSEL ALANI</w:t>
+              <w:t xml:space="preserve">GÖRSEL ALANI (Shutterstock)</w:t>
             </w:r>
           </w:p>
           <w:p>
@@ -127,23 +127,7 @@
                 <w:rFonts w:ascii="Times New Roman" w:hAnsi="Times New Roman" w:cs="Times New Roman"/>
                 <w:lang w:val="tr-TR"/>
               </w:rPr>
-              <w:t xml:space="preserve">Shutterstock arama: “organic chemistry molecule models colorful”</w:t>
-            </w:r>
-          </w:p>
-          <w:p>
-            <w:pPr>
-              <w:jc w:val="both"/>
-              <w:rPr>
-                <w:rFonts w:ascii="Times New Roman" w:hAnsi="Times New Roman" w:cs="Times New Roman"/>
-                <w:lang w:val="tr-TR"/>
-              </w:rPr>
-            </w:pPr>
-            <w:r>
-              <w:rPr>
-                <w:rFonts w:ascii="Times New Roman" w:hAnsi="Times New Roman" w:cs="Times New Roman"/>
-                <w:lang w:val="tr-TR"/>
-              </w:rPr>
-              <w:t xml:space="preserve">Shutter ID: ……………</w:t>
+              <w:t xml:space="preserve">Shutter ID: 2296617461 (fotoğraf) — Realistic model of molecular compounds</w:t>
             </w:r>
           </w:p>
         </w:tc>
@@ -903,23 +887,7 @@
                 <w:rFonts w:ascii="Times New Roman" w:hAnsi="Times New Roman" w:cs="Times New Roman"/>
                 <w:lang w:val="tr-TR"/>
               </w:rPr>
-              <w:t xml:space="preserve">Shutterstock arama: “spices fruits market stall colorful”</w:t>
-            </w:r>
-          </w:p>
-          <w:p>
-            <w:pPr>
-              <w:jc w:val="both"/>
-              <w:rPr>
-                <w:rFonts w:ascii="Times New Roman" w:hAnsi="Times New Roman" w:cs="Times New Roman"/>
-                <w:lang w:val="tr-TR"/>
-              </w:rPr>
-            </w:pPr>
-            <w:r>
-              <w:rPr>
-                <w:rFonts w:ascii="Times New Roman" w:hAnsi="Times New Roman" w:cs="Times New Roman"/>
-                <w:lang w:val="tr-TR"/>
-              </w:rPr>
-              <w:t xml:space="preserve">Shutter ID: ……………</w:t>
+              <w:t xml:space="preserve">Shutter ID: 2756779965 (fotoğraf) — Dried fruits such as apricots and figs on a market stall</w:t>
             </w:r>
           </w:p>
         </w:tc>
@@ -2194,7 +2162,7 @@
                 <w:rFonts w:ascii="Times New Roman" w:hAnsi="Times New Roman" w:cs="Times New Roman"/>
                 <w:lang w:val="tr-TR"/>
               </w:rPr>
-              <w:t xml:space="preserve">GÖRSEL ALANI</w:t>
+              <w:t xml:space="preserve">GÖRSEL ALANI (Shutterstock)</w:t>
             </w:r>
           </w:p>
           <w:p>
@@ -2226,23 +2194,7 @@
                 <w:rFonts w:ascii="Times New Roman" w:hAnsi="Times New Roman" w:cs="Times New Roman"/>
                 <w:lang w:val="tr-TR"/>
               </w:rPr>
-              <w:t xml:space="preserve">Shutterstock arama: “cinnamon sugar lemon still life kitchen”</w:t>
-            </w:r>
-          </w:p>
-          <w:p>
-            <w:pPr>
-              <w:jc w:val="both"/>
-              <w:rPr>
-                <w:rFonts w:ascii="Times New Roman" w:hAnsi="Times New Roman" w:cs="Times New Roman"/>
-                <w:lang w:val="tr-TR"/>
-              </w:rPr>
-            </w:pPr>
-            <w:r>
-              <w:rPr>
-                <w:rFonts w:ascii="Times New Roman" w:hAnsi="Times New Roman" w:cs="Times New Roman"/>
-                <w:lang w:val="tr-TR"/>
-              </w:rPr>
-              <w:t xml:space="preserve">Shutter ID: ……………</w:t>
+              <w:t xml:space="preserve">Shutter ID: 704109337 (fotoğraf) — Cinnamon, apple, lemon slices still life</w:t>
             </w:r>
           </w:p>
         </w:tc>
@@ -2639,7 +2591,7 @@
                 <w:rFonts w:ascii="Times New Roman" w:hAnsi="Times New Roman" w:cs="Times New Roman"/>
                 <w:lang w:val="tr-TR"/>
               </w:rPr>
-              <w:t xml:space="preserve">GÖRSEL ALANI</w:t>
+              <w:t xml:space="preserve">GÖRSEL ALANI (Shutterstock)</w:t>
             </w:r>
           </w:p>
           <w:p>
@@ -2671,23 +2623,7 @@
                 <w:rFonts w:ascii="Times New Roman" w:hAnsi="Times New Roman" w:cs="Times New Roman"/>
                 <w:lang w:val="tr-TR"/>
               </w:rPr>
-              <w:t xml:space="preserve">Shutterstock arama: “urea fertilizer granules hand”</w:t>
-            </w:r>
-          </w:p>
-          <w:p>
-            <w:pPr>
-              <w:jc w:val="both"/>
-              <w:rPr>
-                <w:rFonts w:ascii="Times New Roman" w:hAnsi="Times New Roman" w:cs="Times New Roman"/>
-                <w:lang w:val="tr-TR"/>
-              </w:rPr>
-            </w:pPr>
-            <w:r>
-              <w:rPr>
-                <w:rFonts w:ascii="Times New Roman" w:hAnsi="Times New Roman" w:cs="Times New Roman"/>
-                <w:lang w:val="tr-TR"/>
-              </w:rPr>
-              <w:t xml:space="preserve">Shutter ID: ……………</w:t>
+              <w:t xml:space="preserve">Shutter ID: 2514599895 (fotoğraf) — Chemical fertilizer granules in a hand</w:t>
             </w:r>
           </w:p>
         </w:tc>

--- a/Kim12-2-1-Sigma-ve-Pi-Baglari.docx
+++ b/Kim12-2-1-Sigma-ve-Pi-Baglari.docx
@@ -5364,22 +5364,6 @@
     </w:p>
     <w:p>
       <w:pPr>
-        <w:jc w:val="both"/>
-        <w:rPr>
-          <w:rFonts w:ascii="Times New Roman" w:hAnsi="Times New Roman" w:cs="Times New Roman"/>
-          <w:lang w:val="tr-TR"/>
-        </w:rPr>
-      </w:pPr>
-      <w:r>
-        <w:rPr>
-          <w:rFonts w:ascii="Times New Roman" w:hAnsi="Times New Roman" w:cs="Times New Roman"/>
-          <w:lang w:val="tr-TR"/>
-        </w:rPr>
-        <w:t xml:space="preserve">Karbon atomları arasındaki bağlara ait veriler aşağıda verilmiştir: C–C (154 pm; 347 kJ/mol), C=C (134 pm; 611 kJ/mol), C≡C (120 pm; 837 kJ/mol).</w:t>
-      </w:r>
-    </w:p>
-    <w:p>
-      <w:pPr>
         <w:pStyle w:val="ListParagraph"/>
         <w:numPr>
           <w:ilvl w:val="0"/>
@@ -5468,7 +5452,7 @@
           <w:rFonts w:ascii="Times New Roman" w:hAnsi="Times New Roman" w:cs="Times New Roman"/>
           <w:lang w:val="tr-TR"/>
         </w:rPr>
-        <w:t xml:space="preserve">Karbon-karbon bağlarına ait verileri inceleyiniz. İkili bağın enerjisi tekli bağın enerjisinin iki katı mıdır? Bu durumu orbitallerin örtüşme biçimiyle ilişkilendirerek açıklayınız.</w:t>
+        <w:t xml:space="preserve">Uç uca ve yan yana örtüşme modellerini karşılaştırınız. Hangi örtüşme biçiminde orbitallerin ortak bölgesi iki çekirdek arasında daha büyüktür? Buna göre aynı iki atom arasındaki ikili bağın enerjisinin, tekli bağın enerjisinin iki katına eşit mi, ondan büyük mü yoksa küçük mü olmasını beklersiniz? Tahmininizi gerekçesiyle yazınız.</w:t>
       </w:r>
     </w:p>
     <w:p>
@@ -5836,13 +5820,13 @@
           <w:rFonts w:ascii="Times New Roman" w:hAnsi="Times New Roman" w:cs="Times New Roman"/>
           <w:lang w:val="tr-TR"/>
         </w:rPr>
-        <w:t xml:space="preserve">Analiz ve Keşif Atölyesi 2.1.’de H</w:t>
-      </w:r>
-      <w:r>
-        <w:rPr>
-          <w:rFonts w:ascii="Times New Roman" w:hAnsi="Times New Roman" w:cs="Times New Roman"/>
+        <w:t xml:space="preserve">Kovalent bağ, iki atomun yarı dolu orbitallerinin örtüşmesi ve örtüşme bölgesindeki bir elektron çiftinin iki çekirdek tarafından birlikte çekilmesiyle oluşur. Örtüşme ne kadar etkili olursa iki çekirdek arasındaki elektron yoğunluğu o kadar artar ve bağ o kadar sağlam olur. Atom orbitallerinin iki çekirdeği birleştiren eksen (bağ ekseni) üzerinde uç uca örtüşmesiyle oluşan bağa sigma (σ) bağı denir. Sigma bağında elektron yoğunluğu bağ ekseni üzerinde ve bu eksenin çevresinde toplanır. Sigma bağı iki s orbitalinin (s-s), bir s ve bir p orbitalinin (s-p) ya da iki p orbitalinin (p-p) uç uca örtüşmesiyle oluşabilir. Örneğin HBr molekülünde hidrojen atomunun 1s orbitali ile brom atomunun yarı dolu 4p orbitali, Br</w:t>
+      </w:r>
+      <w:r>
+        <w:rPr>
+          <w:rFonts w:ascii="Times New Roman" w:hAnsi="Times New Roman" w:cs="Times New Roman"/>
+          <w:lang w:val="tr-TR"/>
           <w:vertAlign w:val="subscript"/>
-          <w:lang w:val="tr-TR"/>
         </w:rPr>
         <w:t xml:space="preserve">2</w:t>
       </w:r>
@@ -5851,130 +5835,23 @@
           <w:rFonts w:ascii="Times New Roman" w:hAnsi="Times New Roman" w:cs="Times New Roman"/>
           <w:lang w:val="tr-TR"/>
         </w:rPr>
-        <w:t xml:space="preserve">, HF ve F</w:t>
-      </w:r>
-      <w:r>
-        <w:rPr>
-          <w:rFonts w:ascii="Times New Roman" w:hAnsi="Times New Roman" w:cs="Times New Roman"/>
-          <w:vertAlign w:val="subscript"/>
-          <w:lang w:val="tr-TR"/>
-        </w:rPr>
-        <w:t xml:space="preserve">2</w:t>
-      </w:r>
-      <w:r>
-        <w:rPr>
-          <w:rFonts w:ascii="Times New Roman" w:hAnsi="Times New Roman" w:cs="Times New Roman"/>
-          <w:lang w:val="tr-TR"/>
-        </w:rPr>
-        <w:t xml:space="preserve"> moleküllerindeki tekli bağların, iki atomun orbitallerinin bağ ekseni boyunca uç uca örtüşmesiyle oluştuğunu gördünüz. Kovalent bağ, iki atomun yarı dolu orbitallerinin örtüşmesi ve örtüşme bölgesinde bir elektron çiftinin iki çekirdek tarafından birlikte çekilmesiyle oluşur. Örtüşme ne kadar etkili olursa iki çekirdek arasındaki elektron yoğunluğu o kadar artar ve bağ o kadar sağlam olur. Atom orbitallerinin iki çekirdeği birleştiren eksen (bağ ekseni) üzerinde uç uca örtüşmesiyle oluşan bağa </w:t>
-      </w:r>
-      <w:r>
-        <w:rPr>
-          <w:rFonts w:ascii="Times New Roman" w:hAnsi="Times New Roman" w:cs="Times New Roman"/>
-          <w:b/>
-          <w:bCs/>
-          <w:lang w:val="tr-TR"/>
-        </w:rPr>
-        <w:t xml:space="preserve">sigma (σ) bağı</w:t>
-      </w:r>
-      <w:r>
-        <w:rPr>
-          <w:rFonts w:ascii="Times New Roman" w:hAnsi="Times New Roman" w:cs="Times New Roman"/>
-          <w:lang w:val="tr-TR"/>
-        </w:rPr>
-        <w:t xml:space="preserve"> denir. Sigma bağında elektron yoğunluğu bağ ekseni üzerinde ve çevresinde toplanır. Analiz ve Keşif Atölyesi 2.1.’deki orbital örtüşme modellerinde gördüğünüz gibi sigma bağı iki s orbitalinin (s-s), bir s ve bir p orbitalinin (s-p) ya da iki p orbitalinin (p-p) uç uca örtüşmesiyle oluşabilir.</w:t>
-      </w:r>
-    </w:p>
-    <w:p>
-      <w:pPr>
-        <w:jc w:val="both"/>
-        <w:rPr>
-          <w:rFonts w:ascii="Times New Roman" w:hAnsi="Times New Roman" w:cs="Times New Roman"/>
-          <w:lang w:val="tr-TR"/>
-        </w:rPr>
-      </w:pPr>
-      <w:r>
-        <w:rPr>
-          <w:rFonts w:ascii="Times New Roman" w:hAnsi="Times New Roman" w:cs="Times New Roman"/>
-          <w:lang w:val="tr-TR"/>
-        </w:rPr>
-        <w:t xml:space="preserve">O</w:t>
-      </w:r>
-      <w:r>
-        <w:rPr>
-          <w:rFonts w:ascii="Times New Roman" w:hAnsi="Times New Roman" w:cs="Times New Roman"/>
-          <w:vertAlign w:val="subscript"/>
-          <w:lang w:val="tr-TR"/>
-        </w:rPr>
-        <w:t xml:space="preserve">2</w:t>
-      </w:r>
-      <w:r>
-        <w:rPr>
-          <w:rFonts w:ascii="Times New Roman" w:hAnsi="Times New Roman" w:cs="Times New Roman"/>
-          <w:lang w:val="tr-TR"/>
-        </w:rPr>
-        <w:t xml:space="preserve"> ve N</w:t>
-      </w:r>
-      <w:r>
-        <w:rPr>
-          <w:rFonts w:ascii="Times New Roman" w:hAnsi="Times New Roman" w:cs="Times New Roman"/>
-          <w:vertAlign w:val="subscript"/>
-          <w:lang w:val="tr-TR"/>
-        </w:rPr>
-        <w:t xml:space="preserve">2</w:t>
-      </w:r>
-      <w:r>
-        <w:rPr>
-          <w:rFonts w:ascii="Times New Roman" w:hAnsi="Times New Roman" w:cs="Times New Roman"/>
-          <w:lang w:val="tr-TR"/>
-        </w:rPr>
-        <w:t xml:space="preserve"> moleküllerinde ise iki atom arasında birden fazla bağ bulunur. Etkinlikteki O</w:t>
-      </w:r>
-      <w:r>
-        <w:rPr>
-          <w:rFonts w:ascii="Times New Roman" w:hAnsi="Times New Roman" w:cs="Times New Roman"/>
-          <w:vertAlign w:val="subscript"/>
-          <w:lang w:val="tr-TR"/>
-        </w:rPr>
-        <w:t xml:space="preserve">2</w:t>
-      </w:r>
-      <w:r>
-        <w:rPr>
-          <w:rFonts w:ascii="Times New Roman" w:hAnsi="Times New Roman" w:cs="Times New Roman"/>
-          <w:lang w:val="tr-TR"/>
-        </w:rPr>
-        <w:t xml:space="preserve"> ve N</w:t>
-      </w:r>
-      <w:r>
-        <w:rPr>
-          <w:rFonts w:ascii="Times New Roman" w:hAnsi="Times New Roman" w:cs="Times New Roman"/>
-          <w:vertAlign w:val="subscript"/>
-          <w:lang w:val="tr-TR"/>
-        </w:rPr>
-        <w:t xml:space="preserve">2</w:t>
-      </w:r>
-      <w:r>
-        <w:rPr>
-          <w:rFonts w:ascii="Times New Roman" w:hAnsi="Times New Roman" w:cs="Times New Roman"/>
-          <w:lang w:val="tr-TR"/>
-        </w:rPr>
-        <w:t xml:space="preserve"> örtüşme modellerini incelediğinizde bu moleküllerde 2p orbitallerinden yalnızca birinin uç uca örtüşebildiğini fark ettiniz. Bağ eksenine dik olan ve birbirine paralel duran diğer p orbitalleri ise yan yana örtüşür. Paralel p orbitallerinin yan yana örtüşmesiyle oluşan bağa </w:t>
-      </w:r>
-      <w:r>
-        <w:rPr>
-          <w:rFonts w:ascii="Times New Roman" w:hAnsi="Times New Roman" w:cs="Times New Roman"/>
-          <w:b/>
-          <w:bCs/>
-          <w:lang w:val="tr-TR"/>
-        </w:rPr>
-        <w:t xml:space="preserve">pi (π) bağı</w:t>
-      </w:r>
-      <w:r>
-        <w:rPr>
-          <w:rFonts w:ascii="Times New Roman" w:hAnsi="Times New Roman" w:cs="Times New Roman"/>
-          <w:lang w:val="tr-TR"/>
-        </w:rPr>
-        <w:t xml:space="preserve"> denir. Pi bağında elektron yoğunluğu bağ ekseninin üzerinde değil, eksenin iki yanında (alt ve üst bölgelerinde) toplanır. İki atom arasında yalnızca bir sigma bağı oluşabilir; çünkü bağ ekseni boyunca uç uca örtüşebilecek tek bir yön vardır. Bu nedenle atomlar arasındaki ilk bağ her zaman sigma bağıdır; pi bağları ancak sigma bağı oluşmuş atomlar arasında oluşur. Bu bilgiler Tablo A’da özetlenmiştir.</w:t>
+        <w:t xml:space="preserve"> molekülünde ise iki brom atomunun yarı dolu 4p orbitalleri uç uca örtüşerek birer sigma bağı oluşturur.</w:t>
+      </w:r>
+    </w:p>
+    <w:p>
+      <w:pPr>
+        <w:jc w:val="both"/>
+        <w:rPr>
+          <w:rFonts w:ascii="Times New Roman" w:hAnsi="Times New Roman" w:cs="Times New Roman"/>
+          <w:lang w:val="tr-TR"/>
+        </w:rPr>
+      </w:pPr>
+      <w:r>
+        <w:rPr>
+          <w:rFonts w:ascii="Times New Roman" w:hAnsi="Times New Roman" w:cs="Times New Roman"/>
+          <w:lang w:val="tr-TR"/>
+        </w:rPr>
+        <w:t xml:space="preserve">İki atom arasında birden fazla bağ bulunduğunda bağ eksenine dik konumda olan ve birbirine paralel duran p orbitalleri de örtüşür. Paralel p orbitallerinin yan yana örtüşmesiyle oluşan bağa pi (π) bağı denir. Pi bağında elektron yoğunluğu bağ ekseninin üzerinde değil, eksenin iki yanında (alt ve üst bölgelerinde) toplanır; bağ ekseni boyunca elektron yoğunluğu sıfırdır. İki atom arasında yalnızca bir sigma bağı oluşabilir; çünkü bağ ekseni boyunca uç uca örtüşebilecek tek bir yön vardır. Bu nedenle atomlar arasındaki ilk bağ her zaman sigma bağıdır; pi bağları ancak aralarında sigma bağı bulunan atomlar arasında oluşur. Bu bilgiler Tablo A’da özetlenmiştir.</w:t>
       </w:r>
     </w:p>
     <w:p>
@@ -6174,7 +6051,7 @@
                 <w:rFonts w:ascii="Times New Roman" w:hAnsi="Times New Roman" w:cs="Times New Roman"/>
                 <w:lang w:val="tr-TR"/>
               </w:rPr>
-              <w:t xml:space="preserve">H–H, H–F, F–F, C–C</w:t>
+              <w:t xml:space="preserve">H–Br, Br–Br, C–H, C–C</w:t>
             </w:r>
           </w:p>
         </w:tc>
@@ -6264,7 +6141,7 @@
                 <w:rFonts w:ascii="Times New Roman" w:hAnsi="Times New Roman" w:cs="Times New Roman"/>
                 <w:lang w:val="tr-TR"/>
               </w:rPr>
-              <w:t xml:space="preserve">O=O, C=C</w:t>
+              <w:t xml:space="preserve">C=C, C=O</w:t>
             </w:r>
           </w:p>
         </w:tc>
@@ -6354,7 +6231,7 @@
                 <w:rFonts w:ascii="Times New Roman" w:hAnsi="Times New Roman" w:cs="Times New Roman"/>
                 <w:lang w:val="tr-TR"/>
               </w:rPr>
-              <w:t xml:space="preserve">N≡N, C≡C</w:t>
+              <w:t xml:space="preserve">C≡C, C≡N</w:t>
             </w:r>
           </w:p>
         </w:tc>
@@ -6426,52 +6303,7 @@
           <w:rFonts w:ascii="Times New Roman" w:hAnsi="Times New Roman" w:cs="Times New Roman"/>
           <w:lang w:val="tr-TR"/>
         </w:rPr>
-        <w:t xml:space="preserve">Analiz ve Keşif Atölyesi 2.1.’deki veri setinde yer alan N</w:t>
-      </w:r>
-      <w:r>
-        <w:rPr>
-          <w:rFonts w:ascii="Times New Roman" w:hAnsi="Times New Roman" w:cs="Times New Roman"/>
-          <w:vertAlign w:val="subscript"/>
-          <w:lang w:val="tr-TR"/>
-        </w:rPr>
-        <w:t xml:space="preserve">2</w:t>
-      </w:r>
-      <w:r>
-        <w:rPr>
-          <w:rFonts w:ascii="Times New Roman" w:hAnsi="Times New Roman" w:cs="Times New Roman"/>
-          <w:lang w:val="tr-TR"/>
-        </w:rPr>
-        <w:t xml:space="preserve">, O</w:t>
-      </w:r>
-      <w:r>
-        <w:rPr>
-          <w:rFonts w:ascii="Times New Roman" w:hAnsi="Times New Roman" w:cs="Times New Roman"/>
-          <w:vertAlign w:val="subscript"/>
-          <w:lang w:val="tr-TR"/>
-        </w:rPr>
-        <w:t xml:space="preserve">2</w:t>
-      </w:r>
-      <w:r>
-        <w:rPr>
-          <w:rFonts w:ascii="Times New Roman" w:hAnsi="Times New Roman" w:cs="Times New Roman"/>
-          <w:lang w:val="tr-TR"/>
-        </w:rPr>
-        <w:t xml:space="preserve"> ve F</w:t>
-      </w:r>
-      <w:r>
-        <w:rPr>
-          <w:rFonts w:ascii="Times New Roman" w:hAnsi="Times New Roman" w:cs="Times New Roman"/>
-          <w:vertAlign w:val="subscript"/>
-          <w:lang w:val="tr-TR"/>
-        </w:rPr>
-        <w:t xml:space="preserve">2</w:t>
-      </w:r>
-      <w:r>
-        <w:rPr>
-          <w:rFonts w:ascii="Times New Roman" w:hAnsi="Times New Roman" w:cs="Times New Roman"/>
-          <w:lang w:val="tr-TR"/>
-        </w:rPr>
-        <w:t xml:space="preserve"> molekülleri karşılaştırıldığında bağ sayısı arttıkça bağ uzunluğunun kısaldığı, bağ enerjisinin ise arttığı sonucuna ulaşılabilir. İki atom arasında ortaklaşa kullanılan elektron çifti sayısı arttıkça çekirdekler arasındaki elektron yoğunluğu artar, çekirdekler birbirine daha çok yaklaşır ve bağı kırmak için daha fazla enerji gerekir. N≡N üçlü bağının enerjisinin (946 kJ/mol) çok yüksek olması, havadaki azot gazının oda koşullarında oldukça kararlı olmasını ve kolayca tepkimeye girmemesini açıklar. Aynı örüntü karbon atomları arasındaki bağlarda da görülür (Grafik A).</w:t>
+        <w:t xml:space="preserve">Atölyede belirlediğiniz örüntü, yani bağ sayısı arttıkça bağ uzunluğunun kısalması ve bağ enerjisinin artması, karbon atomları arasındaki bağlarda da görülür (Grafik A). İki atom arasında ortaklaşa kullanılan elektron çifti sayısı arttıkça çekirdekler arasındaki elektron yoğunluğu artar, çekirdekler birbirine daha çok yaklaşır ve bağı kırmak için daha fazla enerji gerekir. C–C tekli bağının uzunluğu 154 pm iken C=C ikili bağında 134 pm’ye, C≡C üçlü bağında ise 120 pm’ye düşer.</w:t>
       </w:r>
     </w:p>
     <w:p xmlns:a="http://schemas.openxmlformats.org/drawingml/2006/main" xmlns:pic="http://schemas.openxmlformats.org/drawingml/2006/picture">
@@ -6557,7 +6389,7 @@
           <w:rFonts w:ascii="Times New Roman" w:hAnsi="Times New Roman" w:cs="Times New Roman"/>
           <w:lang w:val="tr-TR"/>
         </w:rPr>
-        <w:t xml:space="preserve">Grafik A incelendiğinde C=C ikili bağının enerjisinin (611 kJ/mol), C–C tekli bağının enerjisinin iki katından (2 · 347 = 694 kJ/mol) küçük olduğu görülür. İkili bağdaki pi bağının katkısı yaklaşık 611 − 347 = 264 kJ/mol olarak tahmin edilebilir. Bu durum, yan yana örtüşmenin uç uca örtüşmeye göre daha az etkili olmasıyla açıklanabilir: Paralel p orbitalleri ancak kenarlarından örtüşebildiği için ortak bölgedeki elektron yoğunluğu sigma bağındakinden azdır. Bu nedenle pi bağları genellikle sigma bağlarından daha zayıftır. Pi bağındaki elektronlar bağ ekseninin dışında, çekirdeklerden daha uzakta bulunduğundan başka taneciklerle etkileşime daha kolay girer. İlerleyen konularda ikili ve üçlü bağ içeren hidrokarbonların tekli bağ içerenlere göre neden daha kolay tepkime verdiğini bu bilgiyle ilişkilendireceksiniz.</w:t>
+        <w:t xml:space="preserve">Grafik A incelendiğinde C=C ikili bağının enerjisinin (611 kJ/mol), C–C tekli bağının enerjisinin iki katından (2 · 347 = 694 kJ/mol) küçük olduğu görülür. İkili bağdaki pi bağının katkısı yaklaşık 611 − 347 = 264 kJ/mol, üçlü bağdaki ikinci pi bağının katkısı ise yaklaşık 837 − 611 = 226 kJ/mol olarak tahmin edilebilir. Her iki değer de sigma bağının enerjisinden (347 kJ/mol) küçüktür. Bu durum, yan yana örtüşmenin uç uca örtüşmeye göre daha az etkili olmasıyla açıklanabilir: Paralel p orbitalleri ancak kenarlarından örtüşebildiği için ortak bölgedeki elektron yoğunluğu sigma bağındakinden azdır. Bu nedenle pi bağları genellikle sigma bağlarından daha zayıftır. Pi bağındaki elektronlar bağ ekseninin dışında, çekirdeklerden daha uzakta bulunduğundan başka taneciklerle etkileşime daha kolay girer. İlerleyen konularda ikili ve üçlü bağ içeren hidrokarbonların tekli bağ içerenlere göre neden daha kolay tepkime verdiğini bu bilgiyle ilişkilendireceksiniz.</w:t>
       </w:r>
     </w:p>
     <w:p>

--- a/Kim12-2-1-Sigma-ve-Pi-Baglari.docx
+++ b/Kim12-2-1-Sigma-ve-Pi-Baglari.docx
@@ -2555,7 +2555,7 @@
           <w:rFonts w:ascii="Times New Roman" w:hAnsi="Times New Roman" w:cs="Times New Roman"/>
           <w:lang w:val="tr-TR"/>
         </w:rPr>
-        <w:t xml:space="preserve">] maddesinin oluştuğunu gözlemledi (Görsel A). Bu buluş, canlılara özgü sanılan bir maddenin laboratuvarda üretilebileceğini gösterdi ve organik kimyanın gelişmesinin yolunu açtı. Bugün ilaçlardan plastiklere, boyalardan gübrelere kadar milyonlarca karbon bileşiği laboratuvarda ve fabrikalarda sentezlenmektedir. Bu bileşiklerin yapısında atomlar birbirine tekli, ikili ya da üçlü bağlarla bağlanır. Peki iki atom arasındaki bağ sayısı arttıkça bağın uzunluğu ve sağlamlığı nasıl değişir? Havanın yaklaşık %78’ini oluşturan azot gazı neden kolayca tepkimeye girmez? Bir etkinlik yaparak keşfediniz. Analiz ve Keşif Atölyesi 2.1.’de kanıt kullanacaksınız: Atomlar arasındaki bağları ayırt etmek için ölçütler geliştirecek, hazır veri setinden seçtiğiniz verileri kaydederek kendi veri setinizi oluşturacak, tekli, ikili ve üçlü bağların niteliklerine ilişkin örüntüyü belirleyip bu örüntüyü verilere dayanarak açıklayacaksınız. Verileri merakla sorgulamanız araştırmacı bir tutum geliştirmenize ve çalışkanlık değerinizi güçlendirmenize, tablo ve görsellerdeki verileri okuyup yorumlamanız ise veri okuryazarlığınızı geliştirmenize katkı sağlayacaktır.</w:t>
+        <w:t xml:space="preserve">] maddesinin oluştuğunu gözlemledi (Görsel A). Bu buluş, canlılara özgü sanılan bir maddenin laboratuvarda üretilebileceğini gösterdi ve organik kimyanın gelişmesinin yolunu açtı. Bugün ilaçlardan plastiklere, boyalardan gübrelere kadar milyonlarca karbon bileşiği laboratuvarda ve fabrikalarda sentezlenmektedir. Bu bileşiklerin yapısında atomlar birbirine tekli, ikili ya da üçlü bağlarla bağlanır. Peki iki atom arasındaki bağ sayısı arttıkça bağın uzunluğu ve sağlamlığı nasıl değişir? Havanın yaklaşık %78’ini oluşturan azot gazı neden kolayca tepkimeye girmez? Bu soruların cevabını bir etkinlik yaparak keşfediniz. Analiz ve Keşif Atölyesi 2.1.’de kanıt kullanacaksınız: Atomlar arasındaki bağları ayırt etmek için ölçütler geliştirecek, hazır veri setinden seçtiğiniz verileri kaydederek kendi veri setinizi oluşturacak, tekli, ikili ve üçlü bağların niteliklerine ilişkin örüntüyü belirleyip bu örüntüyü verilere dayanarak açıklayacaksınız. Verileri merakla sorgulamanız araştırmacı bir tutum geliştirmenize ve çalışkanlık değerinizi güçlendirmenize, tablo ve görsellerdeki verileri okuyup yorumlamanız ise veri okuryazarlığınızı geliştirmenize katkı sağlayacaktır.</w:t>
       </w:r>
     </w:p>
     <w:tbl>

--- a/Kim12-2-1-Sigma-ve-Pi-Baglari.docx
+++ b/Kim12-2-1-Sigma-ve-Pi-Baglari.docx
@@ -6525,7 +6525,7 @@
       <w:r>
         <w:drawing>
           <wp:inline distT="0" distB="0" distL="0" distR="0">
-            <wp:extent cx="5400000" cy="1331336"/>
+            <wp:extent cx="5398018" cy="1426466"/>
             <wp:docPr id="900009" name="Grafik 900009" descr="Etan, eten, etin top-çubuk modelleri"/>
             <wp:cNvGraphicFramePr>
               <a:graphicFrameLocks noChangeAspect="1"/>
@@ -6546,7 +6546,7 @@
                   <pic:spPr>
                     <a:xfrm>
                       <a:off x="0" y="0"/>
-                      <a:ext cx="5400000" cy="1331336"/>
+                      <a:ext cx="5398018" cy="1426466"/>
                     </a:xfrm>
                     <a:prstGeom prst="rect">
                       <a:avLst/>
@@ -6595,7 +6595,7 @@
       <w:r>
         <w:drawing>
           <wp:inline distT="0" distB="0" distL="0" distR="0">
-            <wp:extent cx="4320000" cy="1263205"/>
+            <wp:extent cx="4319024" cy="1155194"/>
             <wp:docPr id="900010" name="Grafik 900010" descr="Etan, eten, etin uzay dolgu modelleri"/>
             <wp:cNvGraphicFramePr>
               <a:graphicFrameLocks noChangeAspect="1"/>
@@ -6616,7 +6616,7 @@
                   <pic:spPr>
                     <a:xfrm>
                       <a:off x="0" y="0"/>
-                      <a:ext cx="4320000" cy="1263205"/>
+                      <a:ext cx="4319024" cy="1155194"/>
                     </a:xfrm>
                     <a:prstGeom prst="rect">
                       <a:avLst/>

--- a/Kim12-2-1-Sigma-ve-Pi-Baglari.docx
+++ b/Kim12-2-1-Sigma-ve-Pi-Baglari.docx
@@ -6317,7 +6317,7 @@
       <w:r>
         <w:drawing>
           <wp:inline distT="0" distB="0" distL="0" distR="0">
-            <wp:extent cx="5040000" cy="2002678"/>
+            <wp:extent cx="5038354" cy="2374396"/>
             <wp:docPr id="900008" name="Grafik 900008" descr="Karbon-karbon bağ enerjisi ve uzunluğu"/>
             <wp:cNvGraphicFramePr>
               <a:graphicFrameLocks noChangeAspect="1"/>
@@ -6338,7 +6338,7 @@
                   <pic:spPr>
                     <a:xfrm>
                       <a:off x="0" y="0"/>
-                      <a:ext cx="5040000" cy="2002678"/>
+                      <a:ext cx="5038354" cy="2374396"/>
                     </a:xfrm>
                     <a:prstGeom prst="rect">
                       <a:avLst/>

--- a/Kim12-2-1-Sigma-ve-Pi-Baglari.docx
+++ b/Kim12-2-1-Sigma-ve-Pi-Baglari.docx
@@ -4441,7 +4441,7 @@
       <w:r>
         <w:drawing>
           <wp:inline distT="0" distB="0" distL="0" distR="0">
-            <wp:extent cx="5400000" cy="3186770"/>
+            <wp:extent cx="5398018" cy="3093726"/>
             <wp:docPr id="900004" name="Grafik 900004" descr="Orbital örtüşme türleri"/>
             <wp:cNvGraphicFramePr>
               <a:graphicFrameLocks noChangeAspect="1"/>
@@ -4462,7 +4462,7 @@
                   <pic:spPr>
                     <a:xfrm>
                       <a:off x="0" y="0"/>
-                      <a:ext cx="5400000" cy="3186770"/>
+                      <a:ext cx="5398018" cy="3093726"/>
                     </a:xfrm>
                     <a:prstGeom prst="rect">
                       <a:avLst/>
@@ -4532,7 +4532,7 @@
       <w:r>
         <w:drawing>
           <wp:inline distT="0" distB="0" distL="0" distR="0">
-            <wp:extent cx="5400000" cy="1731645"/>
+            <wp:extent cx="5398018" cy="1655067"/>
             <wp:docPr id="900005" name="Grafik 900005" descr="O2 ve N2 orbital örtüşmeleri"/>
             <wp:cNvGraphicFramePr>
               <a:graphicFrameLocks noChangeAspect="1"/>
@@ -4553,7 +4553,7 @@
                   <pic:spPr>
                     <a:xfrm>
                       <a:off x="0" y="0"/>
-                      <a:ext cx="5400000" cy="1731645"/>
+                      <a:ext cx="5398018" cy="1655067"/>
                     </a:xfrm>
                     <a:prstGeom prst="rect">
                       <a:avLst/>

--- a/Kim12-2-1-Sigma-ve-Pi-Baglari.docx
+++ b/Kim12-2-1-Sigma-ve-Pi-Baglari.docx
@@ -62,845 +62,793 @@
         <w:t xml:space="preserve">BÖLÜM: Organik Bileşikler</w:t>
       </w:r>
     </w:p>
-    <w:tbl>
-      <w:tblPr>
-        <w:tblW w:w="9000" w:type="dxa"/>
+    <w:p>
+      <w:pPr>
         <w:jc w:val="center"/>
-        <w:tblBorders>
-          <w:top w:val="single" w:sz="8" w:space="0" w:color="7F7F7F"/>
-          <w:left w:val="single" w:sz="8" w:space="0" w:color="7F7F7F"/>
-          <w:bottom w:val="single" w:sz="8" w:space="0" w:color="7F7F7F"/>
-          <w:right w:val="single" w:sz="8" w:space="0" w:color="7F7F7F"/>
-        </w:tblBorders>
-      </w:tblPr>
-      <w:tblGrid>
-        <w:gridCol w:w="9000"/>
-      </w:tblGrid>
-      <w:tr>
-        <w:tc>
-          <w:tcPr>
-            <w:tcW w:w="9000" w:type="dxa"/>
-            <w:shd w:val="clear" w:color="auto" w:fill="EDEDED"/>
-          </w:tcPr>
-          <w:p>
-            <w:pPr>
-              <w:jc w:val="both"/>
-              <w:rPr>
-                <w:rFonts w:ascii="Times New Roman" w:hAnsi="Times New Roman" w:cs="Times New Roman"/>
-                <w:lang w:val="tr-TR"/>
-              </w:rPr>
-            </w:pPr>
-            <w:r>
-              <w:rPr>
-                <w:rFonts w:ascii="Times New Roman" w:hAnsi="Times New Roman" w:cs="Times New Roman"/>
-                <w:lang w:val="tr-TR"/>
-              </w:rPr>
-              <w:t xml:space="preserve">GÖRSEL ALANI (Shutterstock)</w:t>
-            </w:r>
-          </w:p>
-          <w:p>
-            <w:pPr>
-              <w:jc w:val="both"/>
-              <w:rPr>
-                <w:rFonts w:ascii="Times New Roman" w:hAnsi="Times New Roman" w:cs="Times New Roman"/>
-                <w:lang w:val="tr-TR"/>
-              </w:rPr>
-            </w:pPr>
-            <w:r>
-              <w:rPr>
-                <w:rFonts w:ascii="Times New Roman" w:hAnsi="Times New Roman" w:cs="Times New Roman"/>
-                <w:lang w:val="tr-TR"/>
-              </w:rPr>
-              <w:t xml:space="preserve">Tarif: Farklı renklerde top-çubuk molekül modelleri (karbon zincirleri, halkalar) ile arka planda baharatlar, meyveler, bitkiler ve yakıt damlası gibi karbon bileşiği içeren doğal ve yapay maddelerden oluşan bir kolaj; tam sayfa tema açılış görseli.</w:t>
-            </w:r>
-          </w:p>
-          <w:p>
-            <w:pPr>
-              <w:jc w:val="both"/>
-              <w:rPr>
-                <w:rFonts w:ascii="Times New Roman" w:hAnsi="Times New Roman" w:cs="Times New Roman"/>
-                <w:lang w:val="tr-TR"/>
-              </w:rPr>
-            </w:pPr>
-            <w:r>
-              <w:rPr>
-                <w:rFonts w:ascii="Times New Roman" w:hAnsi="Times New Roman" w:cs="Times New Roman"/>
-                <w:lang w:val="tr-TR"/>
-              </w:rPr>
-              <w:t xml:space="preserve">Shutter ID: 2296617461 (fotoğraf) — Realistic model of molecular compounds</w:t>
-            </w:r>
-          </w:p>
-        </w:tc>
-      </w:tr>
-    </w:tbl>
-    <w:p>
-      <w:pPr>
-        <w:jc w:val="both"/>
-        <w:rPr>
-          <w:rFonts w:ascii="Times New Roman" w:hAnsi="Times New Roman" w:cs="Times New Roman"/>
-          <w:lang w:val="tr-TR"/>
-        </w:rPr>
-      </w:pPr>
+      </w:pPr>
+      <w:r>
+        <w:drawing>
+          <wp:inline xmlns:a="http://schemas.openxmlformats.org/drawingml/2006/main" xmlns:pic="http://schemas.openxmlformats.org/drawingml/2006/picture">
+            <wp:extent cx="5400000" cy="3963600"/>
+            <wp:docPr id="900015" name="Picture 900015"/>
+            <wp:cNvGraphicFramePr>
+              <a:graphicFrameLocks noChangeAspect="1"/>
+            </wp:cNvGraphicFramePr>
+            <a:graphic>
+              <a:graphicData uri="http://schemas.openxmlformats.org/drawingml/2006/picture">
+                <pic:pic>
+                  <pic:nvPicPr>
+                    <pic:cNvPr id="0" name="2296617461_d.jpg"/>
+                    <pic:cNvPicPr/>
+                  </pic:nvPicPr>
+                  <pic:blipFill>
+                    <a:blip r:embed="rId11"/>
+                    <a:stretch>
+                      <a:fillRect/>
+                    </a:stretch>
+                  </pic:blipFill>
+                  <pic:spPr>
+                    <a:xfrm>
+                      <a:off x="0" y="0"/>
+                      <a:ext cx="5400000" cy="3963600"/>
+                    </a:xfrm>
+                    <a:prstGeom prst="rect"/>
+                  </pic:spPr>
+                </pic:pic>
+              </a:graphicData>
+            </a:graphic>
+          </wp:inline>
+        </w:drawing>
+      </w:r>
     </w:p>
     <w:p>
       <w:pPr>
         <w:jc w:val="center"/>
-        <w:rPr>
-          <w:rFonts w:ascii="Times New Roman" w:hAnsi="Times New Roman" w:cs="Times New Roman"/>
-          <w:lang w:val="tr-TR"/>
-        </w:rPr>
       </w:pPr>
       <w:r>
         <w:rPr>
           <w:rFonts w:ascii="Times New Roman" w:hAnsi="Times New Roman" w:cs="Times New Roman"/>
           <w:b/>
           <w:bCs/>
-          <w:lang w:val="tr-TR"/>
-        </w:rPr>
-        <w:t xml:space="preserve">Tema görseli:</w:t>
-      </w:r>
-      <w:r>
-        <w:rPr>
-          <w:rFonts w:ascii="Times New Roman" w:hAnsi="Times New Roman" w:cs="Times New Roman"/>
-          <w:lang w:val="tr-TR"/>
-        </w:rPr>
-        <w:t xml:space="preserve"> Çeşitlilik</w:t>
-      </w:r>
-    </w:p>
-    <w:p>
-      <w:pPr>
-        <w:jc w:val="both"/>
+          <w:highlight w:val="yellow"/>
+          <w:lang w:val="tr-TR"/>
+        </w:rPr>
+        <w:t xml:space="preserve">Shutter id: 2296617461 (bölüm kapağı, tam sayfa)</w:t>
+      </w:r>
+    </w:p>
+    <w:p>
+      <w:pPr>
+        <w:jc w:val="center"/>
+        <w:rPr>
+          <w:rFonts w:ascii="Times New Roman" w:hAnsi="Times New Roman" w:cs="Times New Roman"/>
+          <w:lang w:val="tr-TR"/>
+        </w:rPr>
+      </w:pPr>
+      <w:r>
         <w:rPr>
           <w:rFonts w:ascii="Times New Roman" w:hAnsi="Times New Roman" w:cs="Times New Roman"/>
           <w:b/>
           <w:bCs/>
           <w:lang w:val="tr-TR"/>
         </w:rPr>
-      </w:pPr>
-      <w:r>
+        <w:t xml:space="preserve">Tema görseli:</w:t>
+      </w:r>
+      <w:r>
+        <w:rPr>
+          <w:rFonts w:ascii="Times New Roman" w:hAnsi="Times New Roman" w:cs="Times New Roman"/>
+          <w:lang w:val="tr-TR"/>
+        </w:rPr>
+        <w:t xml:space="preserve"> Çeşitlilik</w:t>
+      </w:r>
+    </w:p>
+    <w:p>
+      <w:pPr>
+        <w:jc w:val="both"/>
         <w:rPr>
           <w:rFonts w:ascii="Times New Roman" w:hAnsi="Times New Roman" w:cs="Times New Roman"/>
           <w:b/>
           <w:bCs/>
           <w:lang w:val="tr-TR"/>
         </w:rPr>
-        <w:t xml:space="preserve">Temanın Anahtar Kavramları</w:t>
-      </w:r>
-    </w:p>
-    <w:p>
-      <w:pPr>
-        <w:ind w:left="360"/>
-        <w:jc w:val="both"/>
-        <w:rPr>
-          <w:rFonts w:ascii="Times New Roman" w:hAnsi="Times New Roman" w:cs="Times New Roman"/>
-          <w:lang w:val="tr-TR"/>
-        </w:rPr>
-      </w:pPr>
-      <w:r>
-        <w:rPr>
-          <w:rFonts w:ascii="Times New Roman" w:hAnsi="Times New Roman" w:cs="Times New Roman"/>
-          <w:lang w:val="tr-TR"/>
-        </w:rPr>
-        <w:t xml:space="preserve">• Aldehit</w:t>
-      </w:r>
-    </w:p>
-    <w:p>
-      <w:pPr>
-        <w:ind w:left="360"/>
-        <w:jc w:val="both"/>
-        <w:rPr>
-          <w:rFonts w:ascii="Times New Roman" w:hAnsi="Times New Roman" w:cs="Times New Roman"/>
-          <w:lang w:val="tr-TR"/>
-        </w:rPr>
-      </w:pPr>
-      <w:r>
-        <w:rPr>
-          <w:rFonts w:ascii="Times New Roman" w:hAnsi="Times New Roman" w:cs="Times New Roman"/>
-          <w:lang w:val="tr-TR"/>
-        </w:rPr>
-        <w:t xml:space="preserve">• Alifatik bileşik</w:t>
-      </w:r>
-    </w:p>
-    <w:p>
-      <w:pPr>
-        <w:ind w:left="360"/>
-        <w:jc w:val="both"/>
-        <w:rPr>
-          <w:rFonts w:ascii="Times New Roman" w:hAnsi="Times New Roman" w:cs="Times New Roman"/>
-          <w:lang w:val="tr-TR"/>
-        </w:rPr>
-      </w:pPr>
-      <w:r>
-        <w:rPr>
-          <w:rFonts w:ascii="Times New Roman" w:hAnsi="Times New Roman" w:cs="Times New Roman"/>
-          <w:lang w:val="tr-TR"/>
-        </w:rPr>
-        <w:t xml:space="preserve">• Alkan</w:t>
-      </w:r>
-    </w:p>
-    <w:p>
-      <w:pPr>
-        <w:ind w:left="360"/>
-        <w:jc w:val="both"/>
-        <w:rPr>
-          <w:rFonts w:ascii="Times New Roman" w:hAnsi="Times New Roman" w:cs="Times New Roman"/>
-          <w:lang w:val="tr-TR"/>
-        </w:rPr>
-      </w:pPr>
-      <w:r>
-        <w:rPr>
-          <w:rFonts w:ascii="Times New Roman" w:hAnsi="Times New Roman" w:cs="Times New Roman"/>
-          <w:lang w:val="tr-TR"/>
-        </w:rPr>
-        <w:t xml:space="preserve">• Alken</w:t>
-      </w:r>
-    </w:p>
-    <w:p>
-      <w:pPr>
-        <w:ind w:left="360"/>
-        <w:jc w:val="both"/>
-        <w:rPr>
-          <w:rFonts w:ascii="Times New Roman" w:hAnsi="Times New Roman" w:cs="Times New Roman"/>
-          <w:lang w:val="tr-TR"/>
-        </w:rPr>
-      </w:pPr>
-      <w:r>
-        <w:rPr>
-          <w:rFonts w:ascii="Times New Roman" w:hAnsi="Times New Roman" w:cs="Times New Roman"/>
-          <w:lang w:val="tr-TR"/>
-        </w:rPr>
-        <w:t xml:space="preserve">• Alkin</w:t>
-      </w:r>
-    </w:p>
-    <w:p>
-      <w:pPr>
-        <w:ind w:left="360"/>
-        <w:jc w:val="both"/>
-        <w:rPr>
-          <w:rFonts w:ascii="Times New Roman" w:hAnsi="Times New Roman" w:cs="Times New Roman"/>
-          <w:lang w:val="tr-TR"/>
-        </w:rPr>
-      </w:pPr>
-      <w:r>
-        <w:rPr>
-          <w:rFonts w:ascii="Times New Roman" w:hAnsi="Times New Roman" w:cs="Times New Roman"/>
-          <w:lang w:val="tr-TR"/>
-        </w:rPr>
-        <w:t xml:space="preserve">• Alkol</w:t>
-      </w:r>
-    </w:p>
-    <w:p>
-      <w:pPr>
-        <w:ind w:left="360"/>
-        <w:jc w:val="both"/>
-        <w:rPr>
-          <w:rFonts w:ascii="Times New Roman" w:hAnsi="Times New Roman" w:cs="Times New Roman"/>
-          <w:lang w:val="tr-TR"/>
-        </w:rPr>
-      </w:pPr>
-      <w:r>
-        <w:rPr>
-          <w:rFonts w:ascii="Times New Roman" w:hAnsi="Times New Roman" w:cs="Times New Roman"/>
-          <w:lang w:val="tr-TR"/>
-        </w:rPr>
-        <w:t xml:space="preserve">• Aromatik bileşik</w:t>
-      </w:r>
-    </w:p>
-    <w:p>
-      <w:pPr>
-        <w:ind w:left="360"/>
-        <w:jc w:val="both"/>
-        <w:rPr>
-          <w:rFonts w:ascii="Times New Roman" w:hAnsi="Times New Roman" w:cs="Times New Roman"/>
-          <w:lang w:val="tr-TR"/>
-        </w:rPr>
-      </w:pPr>
-      <w:r>
-        <w:rPr>
-          <w:rFonts w:ascii="Times New Roman" w:hAnsi="Times New Roman" w:cs="Times New Roman"/>
-          <w:lang w:val="tr-TR"/>
-        </w:rPr>
-        <w:t xml:space="preserve">• Basit formül</w:t>
-      </w:r>
-    </w:p>
-    <w:p>
-      <w:pPr>
-        <w:ind w:left="360"/>
-        <w:jc w:val="both"/>
-        <w:rPr>
-          <w:rFonts w:ascii="Times New Roman" w:hAnsi="Times New Roman" w:cs="Times New Roman"/>
-          <w:lang w:val="tr-TR"/>
-        </w:rPr>
-      </w:pPr>
-      <w:r>
-        <w:rPr>
-          <w:rFonts w:ascii="Times New Roman" w:hAnsi="Times New Roman" w:cs="Times New Roman"/>
-          <w:lang w:val="tr-TR"/>
-        </w:rPr>
-        <w:t xml:space="preserve">• Ester</w:t>
-      </w:r>
-    </w:p>
-    <w:p>
-      <w:pPr>
-        <w:ind w:left="360"/>
-        <w:jc w:val="both"/>
-        <w:rPr>
-          <w:rFonts w:ascii="Times New Roman" w:hAnsi="Times New Roman" w:cs="Times New Roman"/>
-          <w:lang w:val="tr-TR"/>
-        </w:rPr>
-      </w:pPr>
-      <w:r>
-        <w:rPr>
-          <w:rFonts w:ascii="Times New Roman" w:hAnsi="Times New Roman" w:cs="Times New Roman"/>
-          <w:lang w:val="tr-TR"/>
-        </w:rPr>
-        <w:t xml:space="preserve">• Eter</w:t>
-      </w:r>
-    </w:p>
-    <w:p>
-      <w:pPr>
-        <w:ind w:left="360"/>
-        <w:jc w:val="both"/>
-        <w:rPr>
-          <w:rFonts w:ascii="Times New Roman" w:hAnsi="Times New Roman" w:cs="Times New Roman"/>
-          <w:lang w:val="tr-TR"/>
-        </w:rPr>
-      </w:pPr>
-      <w:r>
-        <w:rPr>
-          <w:rFonts w:ascii="Times New Roman" w:hAnsi="Times New Roman" w:cs="Times New Roman"/>
-          <w:lang w:val="tr-TR"/>
-        </w:rPr>
-        <w:t xml:space="preserve">• Fonksiyonel grup</w:t>
-      </w:r>
-    </w:p>
-    <w:p>
-      <w:pPr>
-        <w:ind w:left="360"/>
-        <w:jc w:val="both"/>
-        <w:rPr>
-          <w:rFonts w:ascii="Times New Roman" w:hAnsi="Times New Roman" w:cs="Times New Roman"/>
-          <w:lang w:val="tr-TR"/>
-        </w:rPr>
-      </w:pPr>
-      <w:r>
-        <w:rPr>
-          <w:rFonts w:ascii="Times New Roman" w:hAnsi="Times New Roman" w:cs="Times New Roman"/>
-          <w:lang w:val="tr-TR"/>
-        </w:rPr>
-        <w:t xml:space="preserve">• Halkalı yapı</w:t>
-      </w:r>
-    </w:p>
-    <w:p>
-      <w:pPr>
-        <w:ind w:left="360"/>
-        <w:jc w:val="both"/>
-        <w:rPr>
-          <w:rFonts w:ascii="Times New Roman" w:hAnsi="Times New Roman" w:cs="Times New Roman"/>
-          <w:lang w:val="tr-TR"/>
-        </w:rPr>
-      </w:pPr>
-      <w:r>
-        <w:rPr>
-          <w:rFonts w:ascii="Times New Roman" w:hAnsi="Times New Roman" w:cs="Times New Roman"/>
-          <w:lang w:val="tr-TR"/>
-        </w:rPr>
-        <w:t xml:space="preserve">• Hidrokarbon</w:t>
-      </w:r>
-    </w:p>
-    <w:p>
-      <w:pPr>
-        <w:ind w:left="360"/>
-        <w:jc w:val="both"/>
-        <w:rPr>
-          <w:rFonts w:ascii="Times New Roman" w:hAnsi="Times New Roman" w:cs="Times New Roman"/>
-          <w:lang w:val="tr-TR"/>
-        </w:rPr>
-      </w:pPr>
-      <w:r>
-        <w:rPr>
-          <w:rFonts w:ascii="Times New Roman" w:hAnsi="Times New Roman" w:cs="Times New Roman"/>
-          <w:lang w:val="tr-TR"/>
-        </w:rPr>
-        <w:t xml:space="preserve">• İzomerlik</w:t>
-      </w:r>
-    </w:p>
-    <w:p>
-      <w:pPr>
-        <w:ind w:left="360"/>
-        <w:jc w:val="both"/>
-        <w:rPr>
-          <w:rFonts w:ascii="Times New Roman" w:hAnsi="Times New Roman" w:cs="Times New Roman"/>
-          <w:lang w:val="tr-TR"/>
-        </w:rPr>
-      </w:pPr>
-      <w:r>
-        <w:rPr>
-          <w:rFonts w:ascii="Times New Roman" w:hAnsi="Times New Roman" w:cs="Times New Roman"/>
-          <w:lang w:val="tr-TR"/>
-        </w:rPr>
-        <w:t xml:space="preserve">• Karboksilik asit</w:t>
-      </w:r>
-    </w:p>
-    <w:p>
-      <w:pPr>
-        <w:ind w:left="360"/>
-        <w:jc w:val="both"/>
-        <w:rPr>
-          <w:rFonts w:ascii="Times New Roman" w:hAnsi="Times New Roman" w:cs="Times New Roman"/>
-          <w:lang w:val="tr-TR"/>
-        </w:rPr>
-      </w:pPr>
-      <w:r>
-        <w:rPr>
-          <w:rFonts w:ascii="Times New Roman" w:hAnsi="Times New Roman" w:cs="Times New Roman"/>
-          <w:lang w:val="tr-TR"/>
-        </w:rPr>
-        <w:t xml:space="preserve">• Keton</w:t>
-      </w:r>
-    </w:p>
-    <w:p>
-      <w:pPr>
-        <w:ind w:left="360"/>
-        <w:jc w:val="both"/>
-        <w:rPr>
-          <w:rFonts w:ascii="Times New Roman" w:hAnsi="Times New Roman" w:cs="Times New Roman"/>
-          <w:lang w:val="tr-TR"/>
-        </w:rPr>
-      </w:pPr>
-      <w:r>
-        <w:rPr>
-          <w:rFonts w:ascii="Times New Roman" w:hAnsi="Times New Roman" w:cs="Times New Roman"/>
-          <w:lang w:val="tr-TR"/>
-        </w:rPr>
-        <w:t xml:space="preserve">• Molekül formülü</w:t>
-      </w:r>
-    </w:p>
-    <w:p>
-      <w:pPr>
-        <w:ind w:left="360"/>
-        <w:jc w:val="both"/>
-        <w:rPr>
-          <w:rFonts w:ascii="Times New Roman" w:hAnsi="Times New Roman" w:cs="Times New Roman"/>
-          <w:lang w:val="tr-TR"/>
-        </w:rPr>
-      </w:pPr>
-      <w:r>
-        <w:rPr>
-          <w:rFonts w:ascii="Times New Roman" w:hAnsi="Times New Roman" w:cs="Times New Roman"/>
-          <w:lang w:val="tr-TR"/>
-        </w:rPr>
-        <w:t xml:space="preserve">• Molekül geometrisi</w:t>
-      </w:r>
-    </w:p>
-    <w:p>
-      <w:pPr>
-        <w:ind w:left="360"/>
-        <w:jc w:val="both"/>
-        <w:rPr>
-          <w:rFonts w:ascii="Times New Roman" w:hAnsi="Times New Roman" w:cs="Times New Roman"/>
-          <w:lang w:val="tr-TR"/>
-        </w:rPr>
-      </w:pPr>
-      <w:r>
-        <w:rPr>
-          <w:rFonts w:ascii="Times New Roman" w:hAnsi="Times New Roman" w:cs="Times New Roman"/>
-          <w:lang w:val="tr-TR"/>
-        </w:rPr>
-        <w:t xml:space="preserve">• Pi bağı</w:t>
-      </w:r>
-    </w:p>
-    <w:p>
-      <w:pPr>
-        <w:ind w:left="360"/>
-        <w:jc w:val="both"/>
-        <w:rPr>
-          <w:rFonts w:ascii="Times New Roman" w:hAnsi="Times New Roman" w:cs="Times New Roman"/>
-          <w:lang w:val="tr-TR"/>
-        </w:rPr>
-      </w:pPr>
-      <w:r>
-        <w:rPr>
-          <w:rFonts w:ascii="Times New Roman" w:hAnsi="Times New Roman" w:cs="Times New Roman"/>
-          <w:lang w:val="tr-TR"/>
-        </w:rPr>
-        <w:t xml:space="preserve">• Sigma bağı</w:t>
-      </w:r>
-    </w:p>
-    <w:p>
-      <w:pPr>
-        <w:ind w:left="360"/>
-        <w:jc w:val="both"/>
-        <w:rPr>
-          <w:rFonts w:ascii="Times New Roman" w:hAnsi="Times New Roman" w:cs="Times New Roman"/>
-          <w:lang w:val="tr-TR"/>
-        </w:rPr>
-      </w:pPr>
-      <w:r>
-        <w:rPr>
-          <w:rFonts w:ascii="Times New Roman" w:hAnsi="Times New Roman" w:cs="Times New Roman"/>
-          <w:lang w:val="tr-TR"/>
-        </w:rPr>
-        <w:t xml:space="preserve">• Yapı formülü</w:t>
-      </w:r>
-    </w:p>
-    <w:p>
-      <w:pPr>
-        <w:ind w:left="360"/>
-        <w:jc w:val="both"/>
-        <w:rPr>
-          <w:rFonts w:ascii="Times New Roman" w:hAnsi="Times New Roman" w:cs="Times New Roman"/>
-          <w:lang w:val="tr-TR"/>
-        </w:rPr>
-      </w:pPr>
-      <w:r>
-        <w:rPr>
-          <w:rFonts w:ascii="Times New Roman" w:hAnsi="Times New Roman" w:cs="Times New Roman"/>
-          <w:lang w:val="tr-TR"/>
-        </w:rPr>
-        <w:t xml:space="preserve">• Yapısal izomerlik</w:t>
-      </w:r>
-    </w:p>
-    <w:p>
-      <w:pPr>
-        <w:ind w:left="360"/>
-        <w:jc w:val="both"/>
-        <w:rPr>
-          <w:rFonts w:ascii="Times New Roman" w:hAnsi="Times New Roman" w:cs="Times New Roman"/>
-          <w:lang w:val="tr-TR"/>
-        </w:rPr>
-      </w:pPr>
-      <w:r>
-        <w:rPr>
-          <w:rFonts w:ascii="Times New Roman" w:hAnsi="Times New Roman" w:cs="Times New Roman"/>
-          <w:lang w:val="tr-TR"/>
-        </w:rPr>
-        <w:t xml:space="preserve">• Yarı açık formül</w:t>
-      </w:r>
-    </w:p>
-    <w:p>
-      <w:pPr>
-        <w:jc w:val="both"/>
+      </w:pPr>
+      <w:r>
         <w:rPr>
           <w:rFonts w:ascii="Times New Roman" w:hAnsi="Times New Roman" w:cs="Times New Roman"/>
           <w:b/>
           <w:bCs/>
           <w:lang w:val="tr-TR"/>
         </w:rPr>
-      </w:pPr>
-      <w:r>
+        <w:t xml:space="preserve">Temanın Anahtar Kavramları</w:t>
+      </w:r>
+    </w:p>
+    <w:p>
+      <w:pPr>
+        <w:ind w:left="360"/>
+        <w:jc w:val="both"/>
+        <w:rPr>
+          <w:rFonts w:ascii="Times New Roman" w:hAnsi="Times New Roman" w:cs="Times New Roman"/>
+          <w:lang w:val="tr-TR"/>
+        </w:rPr>
+      </w:pPr>
+      <w:r>
+        <w:rPr>
+          <w:rFonts w:ascii="Times New Roman" w:hAnsi="Times New Roman" w:cs="Times New Roman"/>
+          <w:lang w:val="tr-TR"/>
+        </w:rPr>
+        <w:t xml:space="preserve">• Aldehit</w:t>
+      </w:r>
+    </w:p>
+    <w:p>
+      <w:pPr>
+        <w:ind w:left="360"/>
+        <w:jc w:val="both"/>
+        <w:rPr>
+          <w:rFonts w:ascii="Times New Roman" w:hAnsi="Times New Roman" w:cs="Times New Roman"/>
+          <w:lang w:val="tr-TR"/>
+        </w:rPr>
+      </w:pPr>
+      <w:r>
+        <w:rPr>
+          <w:rFonts w:ascii="Times New Roman" w:hAnsi="Times New Roman" w:cs="Times New Roman"/>
+          <w:lang w:val="tr-TR"/>
+        </w:rPr>
+        <w:t xml:space="preserve">• Alifatik bileşik</w:t>
+      </w:r>
+    </w:p>
+    <w:p>
+      <w:pPr>
+        <w:ind w:left="360"/>
+        <w:jc w:val="both"/>
+        <w:rPr>
+          <w:rFonts w:ascii="Times New Roman" w:hAnsi="Times New Roman" w:cs="Times New Roman"/>
+          <w:lang w:val="tr-TR"/>
+        </w:rPr>
+      </w:pPr>
+      <w:r>
+        <w:rPr>
+          <w:rFonts w:ascii="Times New Roman" w:hAnsi="Times New Roman" w:cs="Times New Roman"/>
+          <w:lang w:val="tr-TR"/>
+        </w:rPr>
+        <w:t xml:space="preserve">• Alkan</w:t>
+      </w:r>
+    </w:p>
+    <w:p>
+      <w:pPr>
+        <w:ind w:left="360"/>
+        <w:jc w:val="both"/>
+        <w:rPr>
+          <w:rFonts w:ascii="Times New Roman" w:hAnsi="Times New Roman" w:cs="Times New Roman"/>
+          <w:lang w:val="tr-TR"/>
+        </w:rPr>
+      </w:pPr>
+      <w:r>
+        <w:rPr>
+          <w:rFonts w:ascii="Times New Roman" w:hAnsi="Times New Roman" w:cs="Times New Roman"/>
+          <w:lang w:val="tr-TR"/>
+        </w:rPr>
+        <w:t xml:space="preserve">• Alken</w:t>
+      </w:r>
+    </w:p>
+    <w:p>
+      <w:pPr>
+        <w:ind w:left="360"/>
+        <w:jc w:val="both"/>
+        <w:rPr>
+          <w:rFonts w:ascii="Times New Roman" w:hAnsi="Times New Roman" w:cs="Times New Roman"/>
+          <w:lang w:val="tr-TR"/>
+        </w:rPr>
+      </w:pPr>
+      <w:r>
+        <w:rPr>
+          <w:rFonts w:ascii="Times New Roman" w:hAnsi="Times New Roman" w:cs="Times New Roman"/>
+          <w:lang w:val="tr-TR"/>
+        </w:rPr>
+        <w:t xml:space="preserve">• Alkin</w:t>
+      </w:r>
+    </w:p>
+    <w:p>
+      <w:pPr>
+        <w:ind w:left="360"/>
+        <w:jc w:val="both"/>
+        <w:rPr>
+          <w:rFonts w:ascii="Times New Roman" w:hAnsi="Times New Roman" w:cs="Times New Roman"/>
+          <w:lang w:val="tr-TR"/>
+        </w:rPr>
+      </w:pPr>
+      <w:r>
+        <w:rPr>
+          <w:rFonts w:ascii="Times New Roman" w:hAnsi="Times New Roman" w:cs="Times New Roman"/>
+          <w:lang w:val="tr-TR"/>
+        </w:rPr>
+        <w:t xml:space="preserve">• Alkol</w:t>
+      </w:r>
+    </w:p>
+    <w:p>
+      <w:pPr>
+        <w:ind w:left="360"/>
+        <w:jc w:val="both"/>
+        <w:rPr>
+          <w:rFonts w:ascii="Times New Roman" w:hAnsi="Times New Roman" w:cs="Times New Roman"/>
+          <w:lang w:val="tr-TR"/>
+        </w:rPr>
+      </w:pPr>
+      <w:r>
+        <w:rPr>
+          <w:rFonts w:ascii="Times New Roman" w:hAnsi="Times New Roman" w:cs="Times New Roman"/>
+          <w:lang w:val="tr-TR"/>
+        </w:rPr>
+        <w:t xml:space="preserve">• Aromatik bileşik</w:t>
+      </w:r>
+    </w:p>
+    <w:p>
+      <w:pPr>
+        <w:ind w:left="360"/>
+        <w:jc w:val="both"/>
+        <w:rPr>
+          <w:rFonts w:ascii="Times New Roman" w:hAnsi="Times New Roman" w:cs="Times New Roman"/>
+          <w:lang w:val="tr-TR"/>
+        </w:rPr>
+      </w:pPr>
+      <w:r>
+        <w:rPr>
+          <w:rFonts w:ascii="Times New Roman" w:hAnsi="Times New Roman" w:cs="Times New Roman"/>
+          <w:lang w:val="tr-TR"/>
+        </w:rPr>
+        <w:t xml:space="preserve">• Basit formül</w:t>
+      </w:r>
+    </w:p>
+    <w:p>
+      <w:pPr>
+        <w:ind w:left="360"/>
+        <w:jc w:val="both"/>
+        <w:rPr>
+          <w:rFonts w:ascii="Times New Roman" w:hAnsi="Times New Roman" w:cs="Times New Roman"/>
+          <w:lang w:val="tr-TR"/>
+        </w:rPr>
+      </w:pPr>
+      <w:r>
+        <w:rPr>
+          <w:rFonts w:ascii="Times New Roman" w:hAnsi="Times New Roman" w:cs="Times New Roman"/>
+          <w:lang w:val="tr-TR"/>
+        </w:rPr>
+        <w:t xml:space="preserve">• Ester</w:t>
+      </w:r>
+    </w:p>
+    <w:p>
+      <w:pPr>
+        <w:ind w:left="360"/>
+        <w:jc w:val="both"/>
+        <w:rPr>
+          <w:rFonts w:ascii="Times New Roman" w:hAnsi="Times New Roman" w:cs="Times New Roman"/>
+          <w:lang w:val="tr-TR"/>
+        </w:rPr>
+      </w:pPr>
+      <w:r>
+        <w:rPr>
+          <w:rFonts w:ascii="Times New Roman" w:hAnsi="Times New Roman" w:cs="Times New Roman"/>
+          <w:lang w:val="tr-TR"/>
+        </w:rPr>
+        <w:t xml:space="preserve">• Eter</w:t>
+      </w:r>
+    </w:p>
+    <w:p>
+      <w:pPr>
+        <w:ind w:left="360"/>
+        <w:jc w:val="both"/>
+        <w:rPr>
+          <w:rFonts w:ascii="Times New Roman" w:hAnsi="Times New Roman" w:cs="Times New Roman"/>
+          <w:lang w:val="tr-TR"/>
+        </w:rPr>
+      </w:pPr>
+      <w:r>
+        <w:rPr>
+          <w:rFonts w:ascii="Times New Roman" w:hAnsi="Times New Roman" w:cs="Times New Roman"/>
+          <w:lang w:val="tr-TR"/>
+        </w:rPr>
+        <w:t xml:space="preserve">• Fonksiyonel grup</w:t>
+      </w:r>
+    </w:p>
+    <w:p>
+      <w:pPr>
+        <w:ind w:left="360"/>
+        <w:jc w:val="both"/>
+        <w:rPr>
+          <w:rFonts w:ascii="Times New Roman" w:hAnsi="Times New Roman" w:cs="Times New Roman"/>
+          <w:lang w:val="tr-TR"/>
+        </w:rPr>
+      </w:pPr>
+      <w:r>
+        <w:rPr>
+          <w:rFonts w:ascii="Times New Roman" w:hAnsi="Times New Roman" w:cs="Times New Roman"/>
+          <w:lang w:val="tr-TR"/>
+        </w:rPr>
+        <w:t xml:space="preserve">• Halkalı yapı</w:t>
+      </w:r>
+    </w:p>
+    <w:p>
+      <w:pPr>
+        <w:ind w:left="360"/>
+        <w:jc w:val="both"/>
+        <w:rPr>
+          <w:rFonts w:ascii="Times New Roman" w:hAnsi="Times New Roman" w:cs="Times New Roman"/>
+          <w:lang w:val="tr-TR"/>
+        </w:rPr>
+      </w:pPr>
+      <w:r>
+        <w:rPr>
+          <w:rFonts w:ascii="Times New Roman" w:hAnsi="Times New Roman" w:cs="Times New Roman"/>
+          <w:lang w:val="tr-TR"/>
+        </w:rPr>
+        <w:t xml:space="preserve">• Hidrokarbon</w:t>
+      </w:r>
+    </w:p>
+    <w:p>
+      <w:pPr>
+        <w:ind w:left="360"/>
+        <w:jc w:val="both"/>
+        <w:rPr>
+          <w:rFonts w:ascii="Times New Roman" w:hAnsi="Times New Roman" w:cs="Times New Roman"/>
+          <w:lang w:val="tr-TR"/>
+        </w:rPr>
+      </w:pPr>
+      <w:r>
+        <w:rPr>
+          <w:rFonts w:ascii="Times New Roman" w:hAnsi="Times New Roman" w:cs="Times New Roman"/>
+          <w:lang w:val="tr-TR"/>
+        </w:rPr>
+        <w:t xml:space="preserve">• İzomerlik</w:t>
+      </w:r>
+    </w:p>
+    <w:p>
+      <w:pPr>
+        <w:ind w:left="360"/>
+        <w:jc w:val="both"/>
+        <w:rPr>
+          <w:rFonts w:ascii="Times New Roman" w:hAnsi="Times New Roman" w:cs="Times New Roman"/>
+          <w:lang w:val="tr-TR"/>
+        </w:rPr>
+      </w:pPr>
+      <w:r>
+        <w:rPr>
+          <w:rFonts w:ascii="Times New Roman" w:hAnsi="Times New Roman" w:cs="Times New Roman"/>
+          <w:lang w:val="tr-TR"/>
+        </w:rPr>
+        <w:t xml:space="preserve">• Karboksilik asit</w:t>
+      </w:r>
+    </w:p>
+    <w:p>
+      <w:pPr>
+        <w:ind w:left="360"/>
+        <w:jc w:val="both"/>
+        <w:rPr>
+          <w:rFonts w:ascii="Times New Roman" w:hAnsi="Times New Roman" w:cs="Times New Roman"/>
+          <w:lang w:val="tr-TR"/>
+        </w:rPr>
+      </w:pPr>
+      <w:r>
+        <w:rPr>
+          <w:rFonts w:ascii="Times New Roman" w:hAnsi="Times New Roman" w:cs="Times New Roman"/>
+          <w:lang w:val="tr-TR"/>
+        </w:rPr>
+        <w:t xml:space="preserve">• Keton</w:t>
+      </w:r>
+    </w:p>
+    <w:p>
+      <w:pPr>
+        <w:ind w:left="360"/>
+        <w:jc w:val="both"/>
+        <w:rPr>
+          <w:rFonts w:ascii="Times New Roman" w:hAnsi="Times New Roman" w:cs="Times New Roman"/>
+          <w:lang w:val="tr-TR"/>
+        </w:rPr>
+      </w:pPr>
+      <w:r>
+        <w:rPr>
+          <w:rFonts w:ascii="Times New Roman" w:hAnsi="Times New Roman" w:cs="Times New Roman"/>
+          <w:lang w:val="tr-TR"/>
+        </w:rPr>
+        <w:t xml:space="preserve">• Molekül formülü</w:t>
+      </w:r>
+    </w:p>
+    <w:p>
+      <w:pPr>
+        <w:ind w:left="360"/>
+        <w:jc w:val="both"/>
+        <w:rPr>
+          <w:rFonts w:ascii="Times New Roman" w:hAnsi="Times New Roman" w:cs="Times New Roman"/>
+          <w:lang w:val="tr-TR"/>
+        </w:rPr>
+      </w:pPr>
+      <w:r>
+        <w:rPr>
+          <w:rFonts w:ascii="Times New Roman" w:hAnsi="Times New Roman" w:cs="Times New Roman"/>
+          <w:lang w:val="tr-TR"/>
+        </w:rPr>
+        <w:t xml:space="preserve">• Molekül geometrisi</w:t>
+      </w:r>
+    </w:p>
+    <w:p>
+      <w:pPr>
+        <w:ind w:left="360"/>
+        <w:jc w:val="both"/>
+        <w:rPr>
+          <w:rFonts w:ascii="Times New Roman" w:hAnsi="Times New Roman" w:cs="Times New Roman"/>
+          <w:lang w:val="tr-TR"/>
+        </w:rPr>
+      </w:pPr>
+      <w:r>
+        <w:rPr>
+          <w:rFonts w:ascii="Times New Roman" w:hAnsi="Times New Roman" w:cs="Times New Roman"/>
+          <w:lang w:val="tr-TR"/>
+        </w:rPr>
+        <w:t xml:space="preserve">• Pi bağı</w:t>
+      </w:r>
+    </w:p>
+    <w:p>
+      <w:pPr>
+        <w:ind w:left="360"/>
+        <w:jc w:val="both"/>
+        <w:rPr>
+          <w:rFonts w:ascii="Times New Roman" w:hAnsi="Times New Roman" w:cs="Times New Roman"/>
+          <w:lang w:val="tr-TR"/>
+        </w:rPr>
+      </w:pPr>
+      <w:r>
+        <w:rPr>
+          <w:rFonts w:ascii="Times New Roman" w:hAnsi="Times New Roman" w:cs="Times New Roman"/>
+          <w:lang w:val="tr-TR"/>
+        </w:rPr>
+        <w:t xml:space="preserve">• Sigma bağı</w:t>
+      </w:r>
+    </w:p>
+    <w:p>
+      <w:pPr>
+        <w:ind w:left="360"/>
+        <w:jc w:val="both"/>
+        <w:rPr>
+          <w:rFonts w:ascii="Times New Roman" w:hAnsi="Times New Roman" w:cs="Times New Roman"/>
+          <w:lang w:val="tr-TR"/>
+        </w:rPr>
+      </w:pPr>
+      <w:r>
+        <w:rPr>
+          <w:rFonts w:ascii="Times New Roman" w:hAnsi="Times New Roman" w:cs="Times New Roman"/>
+          <w:lang w:val="tr-TR"/>
+        </w:rPr>
+        <w:t xml:space="preserve">• Yapı formülü</w:t>
+      </w:r>
+    </w:p>
+    <w:p>
+      <w:pPr>
+        <w:ind w:left="360"/>
+        <w:jc w:val="both"/>
+        <w:rPr>
+          <w:rFonts w:ascii="Times New Roman" w:hAnsi="Times New Roman" w:cs="Times New Roman"/>
+          <w:lang w:val="tr-TR"/>
+        </w:rPr>
+      </w:pPr>
+      <w:r>
+        <w:rPr>
+          <w:rFonts w:ascii="Times New Roman" w:hAnsi="Times New Roman" w:cs="Times New Roman"/>
+          <w:lang w:val="tr-TR"/>
+        </w:rPr>
+        <w:t xml:space="preserve">• Yapısal izomerlik</w:t>
+      </w:r>
+    </w:p>
+    <w:p>
+      <w:pPr>
+        <w:ind w:left="360"/>
+        <w:jc w:val="both"/>
+        <w:rPr>
+          <w:rFonts w:ascii="Times New Roman" w:hAnsi="Times New Roman" w:cs="Times New Roman"/>
+          <w:lang w:val="tr-TR"/>
+        </w:rPr>
+      </w:pPr>
+      <w:r>
+        <w:rPr>
+          <w:rFonts w:ascii="Times New Roman" w:hAnsi="Times New Roman" w:cs="Times New Roman"/>
+          <w:lang w:val="tr-TR"/>
+        </w:rPr>
+        <w:t xml:space="preserve">• Yarı açık formül</w:t>
+      </w:r>
+    </w:p>
+    <w:p>
+      <w:pPr>
+        <w:jc w:val="both"/>
         <w:rPr>
           <w:rFonts w:ascii="Times New Roman" w:hAnsi="Times New Roman" w:cs="Times New Roman"/>
           <w:b/>
           <w:bCs/>
           <w:lang w:val="tr-TR"/>
         </w:rPr>
-        <w:t xml:space="preserve">Bu Temada Neler Öğreneceksiniz?</w:t>
-      </w:r>
-    </w:p>
-    <w:p>
-      <w:pPr>
-        <w:ind w:left="360"/>
-        <w:jc w:val="both"/>
-        <w:rPr>
-          <w:rFonts w:ascii="Times New Roman" w:hAnsi="Times New Roman" w:cs="Times New Roman"/>
-          <w:lang w:val="tr-TR"/>
-        </w:rPr>
-      </w:pPr>
-      <w:r>
-        <w:rPr>
-          <w:rFonts w:ascii="Times New Roman" w:hAnsi="Times New Roman" w:cs="Times New Roman"/>
-          <w:lang w:val="tr-TR"/>
-        </w:rPr>
-        <w:t xml:space="preserve">• Molekülleri oluşturan atomlar arasındaki sigma ve pi bağlarını açıklamak için kanıt kullanacaksınız.</w:t>
-      </w:r>
-    </w:p>
-    <w:p>
-      <w:pPr>
-        <w:ind w:left="360"/>
-        <w:jc w:val="both"/>
-        <w:rPr>
-          <w:rFonts w:ascii="Times New Roman" w:hAnsi="Times New Roman" w:cs="Times New Roman"/>
-          <w:lang w:val="tr-TR"/>
-        </w:rPr>
-      </w:pPr>
-      <w:r>
-        <w:rPr>
-          <w:rFonts w:ascii="Times New Roman" w:hAnsi="Times New Roman" w:cs="Times New Roman"/>
-          <w:lang w:val="tr-TR"/>
-        </w:rPr>
-        <w:t xml:space="preserve">• Hibrit orbitallerinin oluşumunu açıklamak için kanıt kullanacaksınız.</w:t>
-      </w:r>
-    </w:p>
-    <w:p>
-      <w:pPr>
-        <w:ind w:left="360"/>
-        <w:jc w:val="both"/>
-        <w:rPr>
-          <w:rFonts w:ascii="Times New Roman" w:hAnsi="Times New Roman" w:cs="Times New Roman"/>
-          <w:lang w:val="tr-TR"/>
-        </w:rPr>
-      </w:pPr>
-      <w:r>
-        <w:rPr>
-          <w:rFonts w:ascii="Times New Roman" w:hAnsi="Times New Roman" w:cs="Times New Roman"/>
-          <w:lang w:val="tr-TR"/>
-        </w:rPr>
-        <w:t xml:space="preserve">• Moleküllerin geometrisinin belirlenmesine ilişkin çıkarımda bulunacaksınız.</w:t>
-      </w:r>
-    </w:p>
-    <w:p>
-      <w:pPr>
-        <w:ind w:left="360"/>
-        <w:jc w:val="both"/>
-        <w:rPr>
-          <w:rFonts w:ascii="Times New Roman" w:hAnsi="Times New Roman" w:cs="Times New Roman"/>
-          <w:lang w:val="tr-TR"/>
-        </w:rPr>
-      </w:pPr>
-      <w:r>
-        <w:rPr>
-          <w:rFonts w:ascii="Times New Roman" w:hAnsi="Times New Roman" w:cs="Times New Roman"/>
-          <w:lang w:val="tr-TR"/>
-        </w:rPr>
-        <w:t xml:space="preserve">• Organik bileşiklerin gösterimi için kullanılan farklı formüllere ilişkin tümevarımsal akıl yürüteceksiniz.</w:t>
-      </w:r>
-    </w:p>
-    <w:p>
-      <w:pPr>
-        <w:ind w:left="360"/>
-        <w:jc w:val="both"/>
-        <w:rPr>
-          <w:rFonts w:ascii="Times New Roman" w:hAnsi="Times New Roman" w:cs="Times New Roman"/>
-          <w:lang w:val="tr-TR"/>
-        </w:rPr>
-      </w:pPr>
-      <w:r>
-        <w:rPr>
-          <w:rFonts w:ascii="Times New Roman" w:hAnsi="Times New Roman" w:cs="Times New Roman"/>
-          <w:lang w:val="tr-TR"/>
-        </w:rPr>
-        <w:t xml:space="preserve">• Hidrokarbonları sınıflandıracaksınız.</w:t>
-      </w:r>
-    </w:p>
-    <w:p>
-      <w:pPr>
-        <w:ind w:left="360"/>
-        <w:jc w:val="both"/>
-        <w:rPr>
-          <w:rFonts w:ascii="Times New Roman" w:hAnsi="Times New Roman" w:cs="Times New Roman"/>
-          <w:lang w:val="tr-TR"/>
-        </w:rPr>
-      </w:pPr>
-      <w:r>
-        <w:rPr>
-          <w:rFonts w:ascii="Times New Roman" w:hAnsi="Times New Roman" w:cs="Times New Roman"/>
-          <w:lang w:val="tr-TR"/>
-        </w:rPr>
-        <w:t xml:space="preserve">• Alifatik hidrokarbonların sistematik adlandırılmasına ilişkin tümevarımsal akıl yürüteceksiniz.</w:t>
-      </w:r>
-    </w:p>
-    <w:p>
-      <w:pPr>
-        <w:ind w:left="360"/>
-        <w:jc w:val="both"/>
-        <w:rPr>
-          <w:rFonts w:ascii="Times New Roman" w:hAnsi="Times New Roman" w:cs="Times New Roman"/>
-          <w:lang w:val="tr-TR"/>
-        </w:rPr>
-      </w:pPr>
-      <w:r>
-        <w:rPr>
-          <w:rFonts w:ascii="Times New Roman" w:hAnsi="Times New Roman" w:cs="Times New Roman"/>
-          <w:lang w:val="tr-TR"/>
-        </w:rPr>
-        <w:t xml:space="preserve">• Alifatik hidrokarbonların izomerliklerini sınıflandıracaksınız.</w:t>
-      </w:r>
-    </w:p>
-    <w:p>
-      <w:pPr>
-        <w:ind w:left="360"/>
-        <w:jc w:val="both"/>
-        <w:rPr>
-          <w:rFonts w:ascii="Times New Roman" w:hAnsi="Times New Roman" w:cs="Times New Roman"/>
-          <w:lang w:val="tr-TR"/>
-        </w:rPr>
-      </w:pPr>
-      <w:r>
-        <w:rPr>
-          <w:rFonts w:ascii="Times New Roman" w:hAnsi="Times New Roman" w:cs="Times New Roman"/>
-          <w:lang w:val="tr-TR"/>
-        </w:rPr>
-        <w:t xml:space="preserve">• Alifatik hidrokarbonların fiziksel ve kimyasal özelliklerini karşılaştıracaksınız.</w:t>
-      </w:r>
-    </w:p>
-    <w:p>
-      <w:pPr>
-        <w:ind w:left="360"/>
-        <w:jc w:val="both"/>
-        <w:rPr>
-          <w:rFonts w:ascii="Times New Roman" w:hAnsi="Times New Roman" w:cs="Times New Roman"/>
-          <w:lang w:val="tr-TR"/>
-        </w:rPr>
-      </w:pPr>
-      <w:r>
-        <w:rPr>
-          <w:rFonts w:ascii="Times New Roman" w:hAnsi="Times New Roman" w:cs="Times New Roman"/>
-          <w:lang w:val="tr-TR"/>
-        </w:rPr>
-        <w:t xml:space="preserve">• Organik bileşikleri fonksiyonel grubuna göre sınıflandıracaksınız.</w:t>
-      </w:r>
-    </w:p>
-    <w:p>
-      <w:pPr>
-        <w:ind w:left="360"/>
-        <w:jc w:val="both"/>
-        <w:rPr>
-          <w:rFonts w:ascii="Times New Roman" w:hAnsi="Times New Roman" w:cs="Times New Roman"/>
-          <w:lang w:val="tr-TR"/>
-        </w:rPr>
-      </w:pPr>
-      <w:r>
-        <w:rPr>
-          <w:rFonts w:ascii="Times New Roman" w:hAnsi="Times New Roman" w:cs="Times New Roman"/>
-          <w:lang w:val="tr-TR"/>
-        </w:rPr>
-        <w:t xml:space="preserve">• Fonksiyonel gruba sahip organik bileşiklerin sistematik adlandırılma kurallarına ilişkin tümdengelimsel akıl yürüteceksiniz.</w:t>
-      </w:r>
-    </w:p>
-    <w:p>
-      <w:pPr>
-        <w:ind w:left="360"/>
-        <w:jc w:val="both"/>
-        <w:rPr>
-          <w:rFonts w:ascii="Times New Roman" w:hAnsi="Times New Roman" w:cs="Times New Roman"/>
-          <w:lang w:val="tr-TR"/>
-        </w:rPr>
-      </w:pPr>
-      <w:r>
-        <w:rPr>
-          <w:rFonts w:ascii="Times New Roman" w:hAnsi="Times New Roman" w:cs="Times New Roman"/>
-          <w:lang w:val="tr-TR"/>
-        </w:rPr>
-        <w:t xml:space="preserve">• Fonksiyonel grup izomeri olan organik bileşiklerin bilimsel modelini oluşturacaksınız.</w:t>
-      </w:r>
-    </w:p>
-    <w:p>
-      <w:pPr>
-        <w:ind w:left="360"/>
-        <w:jc w:val="both"/>
-        <w:rPr>
-          <w:rFonts w:ascii="Times New Roman" w:hAnsi="Times New Roman" w:cs="Times New Roman"/>
-          <w:lang w:val="tr-TR"/>
-        </w:rPr>
-      </w:pPr>
-      <w:r>
-        <w:rPr>
-          <w:rFonts w:ascii="Times New Roman" w:hAnsi="Times New Roman" w:cs="Times New Roman"/>
-          <w:lang w:val="tr-TR"/>
-        </w:rPr>
-        <w:t xml:space="preserve">• Karbon temelli enerji kaynaklarının yanma tepkimelerinin sonuçlarına ilişkin çıkarım yapacaksınız.</w:t>
-      </w:r>
-    </w:p>
-    <w:p>
-      <w:pPr>
-        <w:jc w:val="both"/>
+      </w:pPr>
+      <w:r>
         <w:rPr>
           <w:rFonts w:ascii="Times New Roman" w:hAnsi="Times New Roman" w:cs="Times New Roman"/>
           <w:b/>
           <w:bCs/>
           <w:lang w:val="tr-TR"/>
         </w:rPr>
-      </w:pPr>
-      <w:r>
+        <w:t xml:space="preserve">Bu Temada Neler Öğreneceksiniz?</w:t>
+      </w:r>
+    </w:p>
+    <w:p>
+      <w:pPr>
+        <w:ind w:left="360"/>
+        <w:jc w:val="both"/>
+        <w:rPr>
+          <w:rFonts w:ascii="Times New Roman" w:hAnsi="Times New Roman" w:cs="Times New Roman"/>
+          <w:lang w:val="tr-TR"/>
+        </w:rPr>
+      </w:pPr>
+      <w:r>
+        <w:rPr>
+          <w:rFonts w:ascii="Times New Roman" w:hAnsi="Times New Roman" w:cs="Times New Roman"/>
+          <w:lang w:val="tr-TR"/>
+        </w:rPr>
+        <w:t xml:space="preserve">• Molekülleri oluşturan atomlar arasındaki sigma ve pi bağlarını açıklamak için kanıt kullanacaksınız.</w:t>
+      </w:r>
+    </w:p>
+    <w:p>
+      <w:pPr>
+        <w:ind w:left="360"/>
+        <w:jc w:val="both"/>
+        <w:rPr>
+          <w:rFonts w:ascii="Times New Roman" w:hAnsi="Times New Roman" w:cs="Times New Roman"/>
+          <w:lang w:val="tr-TR"/>
+        </w:rPr>
+      </w:pPr>
+      <w:r>
+        <w:rPr>
+          <w:rFonts w:ascii="Times New Roman" w:hAnsi="Times New Roman" w:cs="Times New Roman"/>
+          <w:lang w:val="tr-TR"/>
+        </w:rPr>
+        <w:t xml:space="preserve">• Hibrit orbitallerinin oluşumunu açıklamak için kanıt kullanacaksınız.</w:t>
+      </w:r>
+    </w:p>
+    <w:p>
+      <w:pPr>
+        <w:ind w:left="360"/>
+        <w:jc w:val="both"/>
+        <w:rPr>
+          <w:rFonts w:ascii="Times New Roman" w:hAnsi="Times New Roman" w:cs="Times New Roman"/>
+          <w:lang w:val="tr-TR"/>
+        </w:rPr>
+      </w:pPr>
+      <w:r>
+        <w:rPr>
+          <w:rFonts w:ascii="Times New Roman" w:hAnsi="Times New Roman" w:cs="Times New Roman"/>
+          <w:lang w:val="tr-TR"/>
+        </w:rPr>
+        <w:t xml:space="preserve">• Moleküllerin geometrisinin belirlenmesine ilişkin çıkarımda bulunacaksınız.</w:t>
+      </w:r>
+    </w:p>
+    <w:p>
+      <w:pPr>
+        <w:ind w:left="360"/>
+        <w:jc w:val="both"/>
+        <w:rPr>
+          <w:rFonts w:ascii="Times New Roman" w:hAnsi="Times New Roman" w:cs="Times New Roman"/>
+          <w:lang w:val="tr-TR"/>
+        </w:rPr>
+      </w:pPr>
+      <w:r>
+        <w:rPr>
+          <w:rFonts w:ascii="Times New Roman" w:hAnsi="Times New Roman" w:cs="Times New Roman"/>
+          <w:lang w:val="tr-TR"/>
+        </w:rPr>
+        <w:t xml:space="preserve">• Organik bileşiklerin gösterimi için kullanılan farklı formüllere ilişkin tümevarımsal akıl yürüteceksiniz.</w:t>
+      </w:r>
+    </w:p>
+    <w:p>
+      <w:pPr>
+        <w:ind w:left="360"/>
+        <w:jc w:val="both"/>
+        <w:rPr>
+          <w:rFonts w:ascii="Times New Roman" w:hAnsi="Times New Roman" w:cs="Times New Roman"/>
+          <w:lang w:val="tr-TR"/>
+        </w:rPr>
+      </w:pPr>
+      <w:r>
+        <w:rPr>
+          <w:rFonts w:ascii="Times New Roman" w:hAnsi="Times New Roman" w:cs="Times New Roman"/>
+          <w:lang w:val="tr-TR"/>
+        </w:rPr>
+        <w:t xml:space="preserve">• Hidrokarbonları sınıflandıracaksınız.</w:t>
+      </w:r>
+    </w:p>
+    <w:p>
+      <w:pPr>
+        <w:ind w:left="360"/>
+        <w:jc w:val="both"/>
+        <w:rPr>
+          <w:rFonts w:ascii="Times New Roman" w:hAnsi="Times New Roman" w:cs="Times New Roman"/>
+          <w:lang w:val="tr-TR"/>
+        </w:rPr>
+      </w:pPr>
+      <w:r>
+        <w:rPr>
+          <w:rFonts w:ascii="Times New Roman" w:hAnsi="Times New Roman" w:cs="Times New Roman"/>
+          <w:lang w:val="tr-TR"/>
+        </w:rPr>
+        <w:t xml:space="preserve">• Alifatik hidrokarbonların sistematik adlandırılmasına ilişkin tümevarımsal akıl yürüteceksiniz.</w:t>
+      </w:r>
+    </w:p>
+    <w:p>
+      <w:pPr>
+        <w:ind w:left="360"/>
+        <w:jc w:val="both"/>
+        <w:rPr>
+          <w:rFonts w:ascii="Times New Roman" w:hAnsi="Times New Roman" w:cs="Times New Roman"/>
+          <w:lang w:val="tr-TR"/>
+        </w:rPr>
+      </w:pPr>
+      <w:r>
+        <w:rPr>
+          <w:rFonts w:ascii="Times New Roman" w:hAnsi="Times New Roman" w:cs="Times New Roman"/>
+          <w:lang w:val="tr-TR"/>
+        </w:rPr>
+        <w:t xml:space="preserve">• Alifatik hidrokarbonların izomerliklerini sınıflandıracaksınız.</w:t>
+      </w:r>
+    </w:p>
+    <w:p>
+      <w:pPr>
+        <w:ind w:left="360"/>
+        <w:jc w:val="both"/>
+        <w:rPr>
+          <w:rFonts w:ascii="Times New Roman" w:hAnsi="Times New Roman" w:cs="Times New Roman"/>
+          <w:lang w:val="tr-TR"/>
+        </w:rPr>
+      </w:pPr>
+      <w:r>
+        <w:rPr>
+          <w:rFonts w:ascii="Times New Roman" w:hAnsi="Times New Roman" w:cs="Times New Roman"/>
+          <w:lang w:val="tr-TR"/>
+        </w:rPr>
+        <w:t xml:space="preserve">• Alifatik hidrokarbonların fiziksel ve kimyasal özelliklerini karşılaştıracaksınız.</w:t>
+      </w:r>
+    </w:p>
+    <w:p>
+      <w:pPr>
+        <w:ind w:left="360"/>
+        <w:jc w:val="both"/>
+        <w:rPr>
+          <w:rFonts w:ascii="Times New Roman" w:hAnsi="Times New Roman" w:cs="Times New Roman"/>
+          <w:lang w:val="tr-TR"/>
+        </w:rPr>
+      </w:pPr>
+      <w:r>
+        <w:rPr>
+          <w:rFonts w:ascii="Times New Roman" w:hAnsi="Times New Roman" w:cs="Times New Roman"/>
+          <w:lang w:val="tr-TR"/>
+        </w:rPr>
+        <w:t xml:space="preserve">• Organik bileşikleri fonksiyonel grubuna göre sınıflandıracaksınız.</w:t>
+      </w:r>
+    </w:p>
+    <w:p>
+      <w:pPr>
+        <w:ind w:left="360"/>
+        <w:jc w:val="both"/>
+        <w:rPr>
+          <w:rFonts w:ascii="Times New Roman" w:hAnsi="Times New Roman" w:cs="Times New Roman"/>
+          <w:lang w:val="tr-TR"/>
+        </w:rPr>
+      </w:pPr>
+      <w:r>
+        <w:rPr>
+          <w:rFonts w:ascii="Times New Roman" w:hAnsi="Times New Roman" w:cs="Times New Roman"/>
+          <w:lang w:val="tr-TR"/>
+        </w:rPr>
+        <w:t xml:space="preserve">• Fonksiyonel gruba sahip organik bileşiklerin sistematik adlandırılma kurallarına ilişkin tümdengelimsel akıl yürüteceksiniz.</w:t>
+      </w:r>
+    </w:p>
+    <w:p>
+      <w:pPr>
+        <w:ind w:left="360"/>
+        <w:jc w:val="both"/>
+        <w:rPr>
+          <w:rFonts w:ascii="Times New Roman" w:hAnsi="Times New Roman" w:cs="Times New Roman"/>
+          <w:lang w:val="tr-TR"/>
+        </w:rPr>
+      </w:pPr>
+      <w:r>
+        <w:rPr>
+          <w:rFonts w:ascii="Times New Roman" w:hAnsi="Times New Roman" w:cs="Times New Roman"/>
+          <w:lang w:val="tr-TR"/>
+        </w:rPr>
+        <w:t xml:space="preserve">• Fonksiyonel grup izomeri olan organik bileşiklerin bilimsel modelini oluşturacaksınız.</w:t>
+      </w:r>
+    </w:p>
+    <w:p>
+      <w:pPr>
+        <w:ind w:left="360"/>
+        <w:jc w:val="both"/>
+        <w:rPr>
+          <w:rFonts w:ascii="Times New Roman" w:hAnsi="Times New Roman" w:cs="Times New Roman"/>
+          <w:lang w:val="tr-TR"/>
+        </w:rPr>
+      </w:pPr>
+      <w:r>
+        <w:rPr>
+          <w:rFonts w:ascii="Times New Roman" w:hAnsi="Times New Roman" w:cs="Times New Roman"/>
+          <w:lang w:val="tr-TR"/>
+        </w:rPr>
+        <w:t xml:space="preserve">• Karbon temelli enerji kaynaklarının yanma tepkimelerinin sonuçlarına ilişkin çıkarım yapacaksınız.</w:t>
+      </w:r>
+    </w:p>
+    <w:p>
+      <w:pPr>
+        <w:jc w:val="both"/>
         <w:rPr>
           <w:rFonts w:ascii="Times New Roman" w:hAnsi="Times New Roman" w:cs="Times New Roman"/>
           <w:b/>
           <w:bCs/>
           <w:lang w:val="tr-TR"/>
         </w:rPr>
+      </w:pPr>
+      <w:r>
+        <w:rPr>
+          <w:rFonts w:ascii="Times New Roman" w:hAnsi="Times New Roman" w:cs="Times New Roman"/>
+          <w:b/>
+          <w:bCs/>
+          <w:lang w:val="tr-TR"/>
+        </w:rPr>
         <w:t xml:space="preserve">BÖLÜM: Organik Kimyaya Giriş</w:t>
       </w:r>
     </w:p>
-    <w:tbl>
-      <w:tblPr>
-        <w:tblW w:w="9000" w:type="dxa"/>
+    <w:p>
+      <w:pPr>
         <w:jc w:val="center"/>
-        <w:tblBorders>
-          <w:top w:val="single" w:sz="8" w:space="0" w:color="7F7F7F"/>
-          <w:left w:val="single" w:sz="8" w:space="0" w:color="7F7F7F"/>
-          <w:bottom w:val="single" w:sz="8" w:space="0" w:color="7F7F7F"/>
-          <w:right w:val="single" w:sz="8" w:space="0" w:color="7F7F7F"/>
-        </w:tblBorders>
-      </w:tblPr>
-      <w:tblGrid>
-        <w:gridCol w:w="9000"/>
-      </w:tblGrid>
-      <w:tr>
-        <w:tc>
-          <w:tcPr>
-            <w:tcW w:w="9000" w:type="dxa"/>
-            <w:shd w:val="clear" w:color="auto" w:fill="EDEDED"/>
-          </w:tcPr>
-          <w:p>
-            <w:pPr>
-              <w:jc w:val="both"/>
-              <w:rPr>
-                <w:rFonts w:ascii="Times New Roman" w:hAnsi="Times New Roman" w:cs="Times New Roman"/>
-                <w:lang w:val="tr-TR"/>
-              </w:rPr>
-            </w:pPr>
-            <w:r>
-              <w:rPr>
-                <w:rFonts w:ascii="Times New Roman" w:hAnsi="Times New Roman" w:cs="Times New Roman"/>
-                <w:lang w:val="tr-TR"/>
-              </w:rPr>
-              <w:t xml:space="preserve">GÖRSEL ALANI (Bölüm kapağı, tam sayfa; Shutterstock)</w:t>
-            </w:r>
-          </w:p>
-          <w:p>
-            <w:pPr>
-              <w:jc w:val="both"/>
-              <w:rPr>
-                <w:rFonts w:ascii="Times New Roman" w:hAnsi="Times New Roman" w:cs="Times New Roman"/>
-                <w:lang w:val="tr-TR"/>
-              </w:rPr>
-            </w:pPr>
-            <w:r>
-              <w:rPr>
-                <w:rFonts w:ascii="Times New Roman" w:hAnsi="Times New Roman" w:cs="Times New Roman"/>
-                <w:lang w:val="tr-TR"/>
-              </w:rPr>
-              <w:t xml:space="preserve">Tarif: Bir pazar tezgâhında yan yana dizilmiş baharatlar, meyveler, zeytinyağı şişesi ve şeker; görselin bir köşesinde bu besinlerde bulunan bir molekülün (örneğin glikoz) top-çubuk modeli (marka/logo görünmeyen; tam sayfa bölüm kapağı).</w:t>
-            </w:r>
-          </w:p>
-          <w:p>
-            <w:pPr>
-              <w:jc w:val="both"/>
-              <w:rPr>
-                <w:rFonts w:ascii="Times New Roman" w:hAnsi="Times New Roman" w:cs="Times New Roman"/>
-                <w:lang w:val="tr-TR"/>
-              </w:rPr>
-            </w:pPr>
-            <w:r>
-              <w:rPr>
-                <w:rFonts w:ascii="Times New Roman" w:hAnsi="Times New Roman" w:cs="Times New Roman"/>
-                <w:lang w:val="tr-TR"/>
-              </w:rPr>
-              <w:t xml:space="preserve">Shutter ID: 2756779965 (fotoğraf) — Dried fruits such as apricots and figs on a market stall</w:t>
-            </w:r>
-          </w:p>
-        </w:tc>
-      </w:tr>
-    </w:tbl>
-    <w:p>
-      <w:pPr>
-        <w:jc w:val="both"/>
-        <w:rPr>
-          <w:rFonts w:ascii="Times New Roman" w:hAnsi="Times New Roman" w:cs="Times New Roman"/>
-          <w:lang w:val="tr-TR"/>
-        </w:rPr>
-      </w:pPr>
+      </w:pPr>
+      <w:r>
+        <w:drawing>
+          <wp:inline xmlns:a="http://schemas.openxmlformats.org/drawingml/2006/main" xmlns:pic="http://schemas.openxmlformats.org/drawingml/2006/picture">
+            <wp:extent cx="5289795" cy="4319999"/>
+            <wp:docPr id="900016" name="Picture 900016"/>
+            <wp:cNvGraphicFramePr>
+              <a:graphicFrameLocks noChangeAspect="1"/>
+            </wp:cNvGraphicFramePr>
+            <a:graphic>
+              <a:graphicData uri="http://schemas.openxmlformats.org/drawingml/2006/picture">
+                <pic:pic>
+                  <pic:nvPicPr>
+                    <pic:cNvPr id="0" name="2756779965_d.jpg"/>
+                    <pic:cNvPicPr/>
+                  </pic:nvPicPr>
+                  <pic:blipFill>
+                    <a:blip r:embed="rId12"/>
+                    <a:stretch>
+                      <a:fillRect/>
+                    </a:stretch>
+                  </pic:blipFill>
+                  <pic:spPr>
+                    <a:xfrm>
+                      <a:off x="0" y="0"/>
+                      <a:ext cx="5289795" cy="4319999"/>
+                    </a:xfrm>
+                    <a:prstGeom prst="rect"/>
+                  </pic:spPr>
+                </pic:pic>
+              </a:graphicData>
+            </a:graphic>
+          </wp:inline>
+        </w:drawing>
+      </w:r>
+    </w:p>
+    <w:p>
+      <w:pPr>
+        <w:jc w:val="center"/>
+      </w:pPr>
+      <w:r>
+        <w:rPr>
+          <w:rFonts w:ascii="Times New Roman" w:hAnsi="Times New Roman" w:cs="Times New Roman"/>
+          <w:b/>
+          <w:bCs/>
+          <w:highlight w:val="yellow"/>
+          <w:lang w:val="tr-TR"/>
+        </w:rPr>
+        <w:t xml:space="preserve">Shutter id: 2756779965 (bölüm kapağı, tam sayfa)</w:t>
+      </w:r>
     </w:p>
     <w:p>
       <w:pPr>
@@ -2129,85 +2077,59 @@
         </w:rPr>
       </w:pPr>
     </w:p>
-    <w:tbl>
-      <w:tblPr>
-        <w:tblW w:w="9000" w:type="dxa"/>
+    <w:p>
+      <w:pPr>
         <w:jc w:val="center"/>
-        <w:tblBorders>
-          <w:top w:val="single" w:sz="8" w:space="0" w:color="7F7F7F"/>
-          <w:left w:val="single" w:sz="8" w:space="0" w:color="7F7F7F"/>
-          <w:bottom w:val="single" w:sz="8" w:space="0" w:color="7F7F7F"/>
-          <w:right w:val="single" w:sz="8" w:space="0" w:color="7F7F7F"/>
-        </w:tblBorders>
-      </w:tblPr>
-      <w:tblGrid>
-        <w:gridCol w:w="9000"/>
-      </w:tblGrid>
-      <w:tr>
-        <w:tc>
-          <w:tcPr>
-            <w:tcW w:w="9000" w:type="dxa"/>
-            <w:shd w:val="clear" w:color="auto" w:fill="EDEDED"/>
-          </w:tcPr>
-          <w:p>
-            <w:pPr>
-              <w:jc w:val="both"/>
-              <w:rPr>
-                <w:rFonts w:ascii="Times New Roman" w:hAnsi="Times New Roman" w:cs="Times New Roman"/>
-                <w:lang w:val="tr-TR"/>
-              </w:rPr>
-            </w:pPr>
-            <w:r>
-              <w:rPr>
-                <w:rFonts w:ascii="Times New Roman" w:hAnsi="Times New Roman" w:cs="Times New Roman"/>
-                <w:lang w:val="tr-TR"/>
-              </w:rPr>
-              <w:t xml:space="preserve">GÖRSEL ALANI (Shutterstock)</w:t>
-            </w:r>
-          </w:p>
-          <w:p>
-            <w:pPr>
-              <w:jc w:val="both"/>
-              <w:rPr>
-                <w:rFonts w:ascii="Times New Roman" w:hAnsi="Times New Roman" w:cs="Times New Roman"/>
-                <w:lang w:val="tr-TR"/>
-              </w:rPr>
-            </w:pPr>
-            <w:r>
-              <w:rPr>
-                <w:rFonts w:ascii="Times New Roman" w:hAnsi="Times New Roman" w:cs="Times New Roman"/>
-                <w:lang w:val="tr-TR"/>
-              </w:rPr>
-              <w:t xml:space="preserve">Tarif: Masada bir ocak alevi (mavi doğal gaz alevi), bir kâse şeker, dilimlenmiş limon, tarçın çubukları, bir kolonya şişesi ve haşlanmış yumurtadan oluşan kompozisyon (marka/logo görünmeyen).</w:t>
-            </w:r>
-          </w:p>
-          <w:p>
-            <w:pPr>
-              <w:jc w:val="both"/>
-              <w:rPr>
-                <w:rFonts w:ascii="Times New Roman" w:hAnsi="Times New Roman" w:cs="Times New Roman"/>
-                <w:lang w:val="tr-TR"/>
-              </w:rPr>
-            </w:pPr>
-            <w:r>
-              <w:rPr>
-                <w:rFonts w:ascii="Times New Roman" w:hAnsi="Times New Roman" w:cs="Times New Roman"/>
-                <w:lang w:val="tr-TR"/>
-              </w:rPr>
-              <w:t xml:space="preserve">Shutter ID: 704109337 (fotoğraf) — Cinnamon, apple, lemon slices still life</w:t>
-            </w:r>
-          </w:p>
-        </w:tc>
-      </w:tr>
-    </w:tbl>
-    <w:p>
-      <w:pPr>
-        <w:jc w:val="both"/>
-        <w:rPr>
-          <w:rFonts w:ascii="Times New Roman" w:hAnsi="Times New Roman" w:cs="Times New Roman"/>
-          <w:lang w:val="tr-TR"/>
-        </w:rPr>
-      </w:pPr>
+      </w:pPr>
+      <w:r>
+        <w:drawing>
+          <wp:inline xmlns:a="http://schemas.openxmlformats.org/drawingml/2006/main" xmlns:pic="http://schemas.openxmlformats.org/drawingml/2006/picture">
+            <wp:extent cx="4008483" cy="2520000"/>
+            <wp:docPr id="900017" name="Picture 900017"/>
+            <wp:cNvGraphicFramePr>
+              <a:graphicFrameLocks noChangeAspect="1"/>
+            </wp:cNvGraphicFramePr>
+            <a:graphic>
+              <a:graphicData uri="http://schemas.openxmlformats.org/drawingml/2006/picture">
+                <pic:pic>
+                  <pic:nvPicPr>
+                    <pic:cNvPr id="0" name="704109337_d.jpg"/>
+                    <pic:cNvPicPr/>
+                  </pic:nvPicPr>
+                  <pic:blipFill>
+                    <a:blip r:embed="rId13"/>
+                    <a:stretch>
+                      <a:fillRect/>
+                    </a:stretch>
+                  </pic:blipFill>
+                  <pic:spPr>
+                    <a:xfrm>
+                      <a:off x="0" y="0"/>
+                      <a:ext cx="4008483" cy="2520000"/>
+                    </a:xfrm>
+                    <a:prstGeom prst="rect"/>
+                  </pic:spPr>
+                </pic:pic>
+              </a:graphicData>
+            </a:graphic>
+          </wp:inline>
+        </w:drawing>
+      </w:r>
+    </w:p>
+    <w:p>
+      <w:pPr>
+        <w:jc w:val="center"/>
+      </w:pPr>
+      <w:r>
+        <w:rPr>
+          <w:rFonts w:ascii="Times New Roman" w:hAnsi="Times New Roman" w:cs="Times New Roman"/>
+          <w:b/>
+          <w:bCs/>
+          <w:highlight w:val="yellow"/>
+          <w:lang w:val="tr-TR"/>
+        </w:rPr>
+        <w:t xml:space="preserve">Shutter id: 704109337</w:t>
+      </w:r>
     </w:p>
     <w:p>
       <w:pPr>
@@ -2558,85 +2480,59 @@
         <w:t xml:space="preserve">] maddesinin oluştuğunu gözlemledi (Görsel A). Bu buluş, canlılara özgü sanılan bir maddenin laboratuvarda üretilebileceğini gösterdi ve organik kimyanın gelişmesinin yolunu açtı. Bugün ilaçlardan plastiklere, boyalardan gübrelere kadar milyonlarca karbon bileşiği laboratuvarda ve fabrikalarda sentezlenmektedir. Bu bileşiklerin yapısında atomlar birbirine tekli, ikili ya da üçlü bağlarla bağlanır. Peki iki atom arasındaki bağ sayısı arttıkça bağın uzunluğu ve sağlamlığı nasıl değişir? Havanın yaklaşık %78’ini oluşturan azot gazı neden kolayca tepkimeye girmez? Bu soruların cevabını bir etkinlik yaparak keşfediniz. Analiz ve Keşif Atölyesi 2.1.’de kanıt kullanacaksınız: Atomlar arasındaki bağları ayırt etmek için ölçütler geliştirecek, hazır veri setinden seçtiğiniz verileri kaydederek kendi veri setinizi oluşturacak, tekli, ikili ve üçlü bağların niteliklerine ilişkin örüntüyü belirleyip bu örüntüyü verilere dayanarak açıklayacaksınız. Verileri merakla sorgulamanız araştırmacı bir tutum geliştirmenize ve çalışkanlık değerinizi güçlendirmenize, tablo ve görsellerdeki verileri okuyup yorumlamanız ise veri okuryazarlığınızı geliştirmenize katkı sağlayacaktır.</w:t>
       </w:r>
     </w:p>
-    <w:tbl>
-      <w:tblPr>
-        <w:tblW w:w="9000" w:type="dxa"/>
+    <w:p>
+      <w:pPr>
         <w:jc w:val="center"/>
-        <w:tblBorders>
-          <w:top w:val="single" w:sz="8" w:space="0" w:color="7F7F7F"/>
-          <w:left w:val="single" w:sz="8" w:space="0" w:color="7F7F7F"/>
-          <w:bottom w:val="single" w:sz="8" w:space="0" w:color="7F7F7F"/>
-          <w:right w:val="single" w:sz="8" w:space="0" w:color="7F7F7F"/>
-        </w:tblBorders>
-      </w:tblPr>
-      <w:tblGrid>
-        <w:gridCol w:w="9000"/>
-      </w:tblGrid>
-      <w:tr>
-        <w:tc>
-          <w:tcPr>
-            <w:tcW w:w="9000" w:type="dxa"/>
-            <w:shd w:val="clear" w:color="auto" w:fill="EDEDED"/>
-          </w:tcPr>
-          <w:p>
-            <w:pPr>
-              <w:jc w:val="both"/>
-              <w:rPr>
-                <w:rFonts w:ascii="Times New Roman" w:hAnsi="Times New Roman" w:cs="Times New Roman"/>
-                <w:lang w:val="tr-TR"/>
-              </w:rPr>
-            </w:pPr>
-            <w:r>
-              <w:rPr>
-                <w:rFonts w:ascii="Times New Roman" w:hAnsi="Times New Roman" w:cs="Times New Roman"/>
-                <w:lang w:val="tr-TR"/>
-              </w:rPr>
-              <w:t xml:space="preserve">GÖRSEL ALANI (Shutterstock)</w:t>
-            </w:r>
-          </w:p>
-          <w:p>
-            <w:pPr>
-              <w:jc w:val="both"/>
-              <w:rPr>
-                <w:rFonts w:ascii="Times New Roman" w:hAnsi="Times New Roman" w:cs="Times New Roman"/>
-                <w:lang w:val="tr-TR"/>
-              </w:rPr>
-            </w:pPr>
-            <w:r>
-              <w:rPr>
-                <w:rFonts w:ascii="Times New Roman" w:hAnsi="Times New Roman" w:cs="Times New Roman"/>
-                <w:lang w:val="tr-TR"/>
-              </w:rPr>
-              <w:t xml:space="preserve">Tarif: Beyaz, küçük küresel granüller hâlinde üre gübresi; bir avuç içinde ya da toprak üzerinde (marka/logo görünmeyen). Köşede üre molekülünün top-çubuk modeli yer alabilir.</w:t>
-            </w:r>
-          </w:p>
-          <w:p>
-            <w:pPr>
-              <w:jc w:val="both"/>
-              <w:rPr>
-                <w:rFonts w:ascii="Times New Roman" w:hAnsi="Times New Roman" w:cs="Times New Roman"/>
-                <w:lang w:val="tr-TR"/>
-              </w:rPr>
-            </w:pPr>
-            <w:r>
-              <w:rPr>
-                <w:rFonts w:ascii="Times New Roman" w:hAnsi="Times New Roman" w:cs="Times New Roman"/>
-                <w:lang w:val="tr-TR"/>
-              </w:rPr>
-              <w:t xml:space="preserve">Shutter ID: 2514599895 (fotoğraf) — Chemical fertilizer granules in a hand</w:t>
-            </w:r>
-          </w:p>
-        </w:tc>
-      </w:tr>
-    </w:tbl>
-    <w:p>
-      <w:pPr>
-        <w:jc w:val="both"/>
-        <w:rPr>
-          <w:rFonts w:ascii="Times New Roman" w:hAnsi="Times New Roman" w:cs="Times New Roman"/>
-          <w:lang w:val="tr-TR"/>
-        </w:rPr>
-      </w:pPr>
+      </w:pPr>
+      <w:r>
+        <w:drawing>
+          <wp:inline xmlns:a="http://schemas.openxmlformats.org/drawingml/2006/main" xmlns:pic="http://schemas.openxmlformats.org/drawingml/2006/picture">
+            <wp:extent cx="3436363" cy="2520000"/>
+            <wp:docPr id="900018" name="Picture 900018"/>
+            <wp:cNvGraphicFramePr>
+              <a:graphicFrameLocks noChangeAspect="1"/>
+            </wp:cNvGraphicFramePr>
+            <a:graphic>
+              <a:graphicData uri="http://schemas.openxmlformats.org/drawingml/2006/picture">
+                <pic:pic>
+                  <pic:nvPicPr>
+                    <pic:cNvPr id="0" name="2514599895_d.jpg"/>
+                    <pic:cNvPicPr/>
+                  </pic:nvPicPr>
+                  <pic:blipFill>
+                    <a:blip r:embed="rId14"/>
+                    <a:stretch>
+                      <a:fillRect/>
+                    </a:stretch>
+                  </pic:blipFill>
+                  <pic:spPr>
+                    <a:xfrm>
+                      <a:off x="0" y="0"/>
+                      <a:ext cx="3436363" cy="2520000"/>
+                    </a:xfrm>
+                    <a:prstGeom prst="rect"/>
+                  </pic:spPr>
+                </pic:pic>
+              </a:graphicData>
+            </a:graphic>
+          </wp:inline>
+        </w:drawing>
+      </w:r>
+    </w:p>
+    <w:p>
+      <w:pPr>
+        <w:jc w:val="center"/>
+      </w:pPr>
+      <w:r>
+        <w:rPr>
+          <w:rFonts w:ascii="Times New Roman" w:hAnsi="Times New Roman" w:cs="Times New Roman"/>
+          <w:b/>
+          <w:bCs/>
+          <w:highlight w:val="yellow"/>
+          <w:lang w:val="tr-TR"/>
+        </w:rPr>
+        <w:t xml:space="preserve">Shutter id: 2514599895</w:t>
+      </w:r>
     </w:p>
     <w:p>
       <w:pPr>

--- a/Kim12-2-1-Sigma-ve-Pi-Baglari.docx
+++ b/Kim12-2-1-Sigma-ve-Pi-Baglari.docx
@@ -2477,88 +2477,198 @@
           <w:rFonts w:ascii="Times New Roman" w:hAnsi="Times New Roman" w:cs="Times New Roman"/>
           <w:lang w:val="tr-TR"/>
         </w:rPr>
-        <w:t xml:space="preserve">] maddesinin oluştuğunu gözlemledi (Görsel A). Bu buluş, canlılara özgü sanılan bir maddenin laboratuvarda üretilebileceğini gösterdi ve organik kimyanın gelişmesinin yolunu açtı. Bugün ilaçlardan plastiklere, boyalardan gübrelere kadar milyonlarca karbon bileşiği laboratuvarda ve fabrikalarda sentezlenmektedir. Bu bileşiklerin yapısında atomlar birbirine tekli, ikili ya da üçlü bağlarla bağlanır. Peki iki atom arasındaki bağ sayısı arttıkça bağın uzunluğu ve sağlamlığı nasıl değişir? Havanın yaklaşık %78’ini oluşturan azot gazı neden kolayca tepkimeye girmez? Bu soruların cevabını bir etkinlik yaparak keşfediniz. Analiz ve Keşif Atölyesi 2.1.’de kanıt kullanacaksınız: Atomlar arasındaki bağları ayırt etmek için ölçütler geliştirecek, hazır veri setinden seçtiğiniz verileri kaydederek kendi veri setinizi oluşturacak, tekli, ikili ve üçlü bağların niteliklerine ilişkin örüntüyü belirleyip bu örüntüyü verilere dayanarak açıklayacaksınız. Verileri merakla sorgulamanız araştırmacı bir tutum geliştirmenize ve çalışkanlık değerinizi güçlendirmenize, tablo ve görsellerdeki verileri okuyup yorumlamanız ise veri okuryazarlığınızı geliştirmenize katkı sağlayacaktır.</w:t>
-      </w:r>
-    </w:p>
-    <w:p>
-      <w:pPr>
+        <w:t xml:space="preserve">] maddesinin oluştuğunu gözlemledi (Görsel A ve B). Bu buluş, canlılara özgü sanılan bir maddenin laboratuvarda üretilebileceğini gösterdi ve organik kimyanın gelişmesinin yolunu açtı. Bugün ilaçlardan plastiklere, boyalardan gübrelere kadar milyonlarca karbon bileşiği laboratuvarda ve fabrikalarda sentezlenmektedir. Bu bileşiklerin yapısında atomlar birbirine tekli, ikili ya da üçlü bağlarla bağlanır. Peki iki atom arasındaki bağ sayısı arttıkça bağın uzunluğu ve sağlamlığı nasıl değişir? Havanın yaklaşık %78’ini oluşturan azot gazı neden kolayca tepkimeye girmez? Bu soruların cevabını bir etkinlik yaparak keşfediniz. Analiz ve Keşif Atölyesi 2.1.’de kanıt kullanacaksınız: Atomlar arasındaki bağları ayırt etmek için ölçütler geliştirecek, hazır veri setinden seçtiğiniz verileri kaydederek kendi veri setinizi oluşturacak, tekli, ikili ve üçlü bağların niteliklerine ilişkin örüntüyü belirleyip bu örüntüyü verilere dayanarak açıklayacaksınız. Verileri merakla sorgulamanız araştırmacı bir tutum geliştirmenize ve çalışkanlık değerinizi güçlendirmenize, tablo ve görsellerdeki verileri okuyup yorumlamanız ise veri okuryazarlığınızı geliştirmenize katkı sağlayacaktır.</w:t>
+      </w:r>
+    </w:p>
+    <w:tbl>
+      <w:tblPr>
+        <w:tblW w:w="9000" w:type="dxa"/>
         <w:jc w:val="center"/>
-      </w:pPr>
-      <w:r>
-        <w:drawing>
-          <wp:inline xmlns:a="http://schemas.openxmlformats.org/drawingml/2006/main" xmlns:pic="http://schemas.openxmlformats.org/drawingml/2006/picture">
-            <wp:extent cx="3436363" cy="2520000"/>
-            <wp:docPr id="900018" name="Picture 900018"/>
-            <wp:cNvGraphicFramePr>
-              <a:graphicFrameLocks noChangeAspect="1"/>
-            </wp:cNvGraphicFramePr>
-            <a:graphic>
-              <a:graphicData uri="http://schemas.openxmlformats.org/drawingml/2006/picture">
-                <pic:pic>
-                  <pic:nvPicPr>
-                    <pic:cNvPr id="0" name="2514599895_d.jpg"/>
-                    <pic:cNvPicPr/>
-                  </pic:nvPicPr>
-                  <pic:blipFill>
-                    <a:blip r:embed="rId14"/>
-                    <a:stretch>
-                      <a:fillRect/>
-                    </a:stretch>
-                  </pic:blipFill>
-                  <pic:spPr>
-                    <a:xfrm>
-                      <a:off x="0" y="0"/>
-                      <a:ext cx="3436363" cy="2520000"/>
-                    </a:xfrm>
-                    <a:prstGeom prst="rect"/>
-                  </pic:spPr>
-                </pic:pic>
-              </a:graphicData>
-            </a:graphic>
-          </wp:inline>
-        </w:drawing>
-      </w:r>
-    </w:p>
-    <w:p>
-      <w:pPr>
-        <w:jc w:val="center"/>
-      </w:pPr>
-      <w:r>
-        <w:rPr>
-          <w:rFonts w:ascii="Times New Roman" w:hAnsi="Times New Roman" w:cs="Times New Roman"/>
-          <w:b/>
-          <w:bCs/>
-          <w:highlight w:val="yellow"/>
-          <w:lang w:val="tr-TR"/>
-        </w:rPr>
-        <w:t xml:space="preserve">Shutter id: 2514599895</w:t>
-      </w:r>
-    </w:p>
-    <w:p>
-      <w:pPr>
-        <w:jc w:val="center"/>
-        <w:rPr>
-          <w:rFonts w:ascii="Times New Roman" w:hAnsi="Times New Roman" w:cs="Times New Roman"/>
-          <w:lang w:val="tr-TR"/>
-        </w:rPr>
-      </w:pPr>
-      <w:r>
-        <w:rPr>
-          <w:rFonts w:ascii="Times New Roman" w:hAnsi="Times New Roman" w:cs="Times New Roman"/>
-          <w:b/>
-          <w:bCs/>
-          <w:lang w:val="tr-TR"/>
-        </w:rPr>
-        <w:t xml:space="preserve">Görsel A:</w:t>
-      </w:r>
-      <w:r>
-        <w:rPr>
-          <w:rFonts w:ascii="Times New Roman" w:hAnsi="Times New Roman" w:cs="Times New Roman"/>
-          <w:lang w:val="tr-TR"/>
-        </w:rPr>
-        <w:t xml:space="preserve"> Tarımda gübre olarak kullanılan üre</w:t>
-      </w:r>
-    </w:p>
+        <w:tblBorders>
+          <w:top w:val="nil"/>
+          <w:left w:val="nil"/>
+          <w:bottom w:val="nil"/>
+          <w:right w:val="nil"/>
+          <w:insideH w:val="nil"/>
+          <w:insideV w:val="nil"/>
+        </w:tblBorders>
+        <w:tblLayout w:type="fixed"/>
+      </w:tblPr>
+      <w:tblGrid>
+        <w:gridCol w:w="4500"/>
+        <w:gridCol w:w="4500"/>
+      </w:tblGrid>
+      <w:tr>
+        <w:tc>
+          <w:tcPr>
+            <w:tcW w:w="4500" w:type="dxa"/>
+          </w:tcPr>
+          <w:p>
+            <w:pPr>
+              <w:jc w:val="center"/>
+            </w:pPr>
+            <w:r>
+              <w:drawing>
+                <wp:inline xmlns:a="http://schemas.openxmlformats.org/drawingml/2006/main" xmlns:pic="http://schemas.openxmlformats.org/drawingml/2006/picture">
+                  <wp:extent cx="2628000" cy="1927200"/>
+                  <wp:docPr id="900018" name="Picture 900018"/>
+                  <wp:cNvGraphicFramePr>
+                    <a:graphicFrameLocks noChangeAspect="1"/>
+                  </wp:cNvGraphicFramePr>
+                  <a:graphic>
+                    <a:graphicData uri="http://schemas.openxmlformats.org/drawingml/2006/picture">
+                      <pic:pic>
+                        <pic:nvPicPr>
+                          <pic:cNvPr id="0" name="2514599895_d.jpg"/>
+                          <pic:cNvPicPr/>
+                        </pic:nvPicPr>
+                        <pic:blipFill>
+                          <a:blip r:embed="rId14"/>
+                          <a:stretch>
+                            <a:fillRect/>
+                          </a:stretch>
+                        </pic:blipFill>
+                        <pic:spPr>
+                          <a:xfrm>
+                            <a:off x="0" y="0"/>
+                            <a:ext cx="2628000" cy="1927200"/>
+                          </a:xfrm>
+                          <a:prstGeom prst="rect"/>
+                        </pic:spPr>
+                      </pic:pic>
+                    </a:graphicData>
+                  </a:graphic>
+                </wp:inline>
+              </w:drawing>
+            </w:r>
+          </w:p>
+          <w:p>
+            <w:pPr>
+              <w:jc w:val="center"/>
+            </w:pPr>
+            <w:r>
+              <w:rPr>
+                <w:rFonts w:ascii="Times New Roman" w:hAnsi="Times New Roman" w:cs="Times New Roman"/>
+                <w:b/>
+                <w:bCs/>
+                <w:highlight w:val="yellow"/>
+                <w:lang w:val="tr-TR"/>
+              </w:rPr>
+              <w:t xml:space="preserve">Shutter id: 2514599895</w:t>
+            </w:r>
+          </w:p>
+          <w:p>
+            <w:pPr>
+              <w:jc w:val="center"/>
+              <w:rPr>
+                <w:rFonts w:ascii="Times New Roman" w:hAnsi="Times New Roman" w:cs="Times New Roman"/>
+                <w:lang w:val="tr-TR"/>
+              </w:rPr>
+            </w:pPr>
+            <w:r>
+              <w:rPr>
+                <w:rFonts w:ascii="Times New Roman" w:hAnsi="Times New Roman" w:cs="Times New Roman"/>
+                <w:b/>
+                <w:bCs/>
+                <w:lang w:val="tr-TR"/>
+              </w:rPr>
+              <w:t xml:space="preserve">Görsel A:</w:t>
+            </w:r>
+            <w:r>
+              <w:rPr>
+                <w:rFonts w:ascii="Times New Roman" w:hAnsi="Times New Roman" w:cs="Times New Roman"/>
+                <w:lang w:val="tr-TR"/>
+              </w:rPr>
+              <w:t xml:space="preserve"> Tarımda gübre olarak kullanılan üre</w:t>
+            </w:r>
+          </w:p>
+        </w:tc>
+        <w:tc>
+          <w:tcPr>
+            <w:tcW w:w="4500" w:type="dxa"/>
+          </w:tcPr>
+          <w:p>
+            <w:pPr>
+              <w:jc w:val="center"/>
+            </w:pPr>
+            <w:r>
+              <w:drawing>
+                <wp:inline xmlns:a="http://schemas.openxmlformats.org/drawingml/2006/main" xmlns:pic="http://schemas.openxmlformats.org/drawingml/2006/picture">
+                  <wp:extent cx="2628000" cy="1930704"/>
+                  <wp:docPr id="900019" name="Picture 900019"/>
+                  <wp:cNvGraphicFramePr>
+                    <a:graphicFrameLocks noChangeAspect="1"/>
+                  </wp:cNvGraphicFramePr>
+                  <a:graphic>
+                    <a:graphicData uri="http://schemas.openxmlformats.org/drawingml/2006/picture">
+                      <pic:pic>
+                        <pic:nvPicPr>
+                          <pic:cNvPr id="0" name="2837730449_d.jpg"/>
+                          <pic:cNvPicPr/>
+                        </pic:nvPicPr>
+                        <pic:blipFill>
+                          <a:blip r:embed="rId15"/>
+                          <a:stretch>
+                            <a:fillRect/>
+                          </a:stretch>
+                        </pic:blipFill>
+                        <pic:spPr>
+                          <a:xfrm>
+                            <a:off x="0" y="0"/>
+                            <a:ext cx="2628000" cy="1930704"/>
+                          </a:xfrm>
+                          <a:prstGeom prst="rect"/>
+                        </pic:spPr>
+                      </pic:pic>
+                    </a:graphicData>
+                  </a:graphic>
+                </wp:inline>
+              </w:drawing>
+            </w:r>
+          </w:p>
+          <w:p>
+            <w:pPr>
+              <w:jc w:val="center"/>
+            </w:pPr>
+            <w:r>
+              <w:rPr>
+                <w:rFonts w:ascii="Times New Roman" w:hAnsi="Times New Roman" w:cs="Times New Roman"/>
+                <w:b/>
+                <w:bCs/>
+                <w:highlight w:val="yellow"/>
+                <w:lang w:val="tr-TR"/>
+              </w:rPr>
+              <w:t xml:space="preserve">Shutter id: 2837730449</w:t>
+            </w:r>
+          </w:p>
+          <w:p>
+            <w:pPr>
+              <w:jc w:val="center"/>
+              <w:rPr>
+                <w:rFonts w:ascii="Times New Roman" w:hAnsi="Times New Roman" w:cs="Times New Roman"/>
+                <w:lang w:val="tr-TR"/>
+              </w:rPr>
+            </w:pPr>
+            <w:r>
+              <w:rPr>
+                <w:rFonts w:ascii="Times New Roman" w:hAnsi="Times New Roman" w:cs="Times New Roman"/>
+                <w:b/>
+                <w:bCs/>
+                <w:lang w:val="tr-TR"/>
+              </w:rPr>
+              <w:t xml:space="preserve">Görsel B:</w:t>
+            </w:r>
+            <w:r>
+              <w:rPr>
+                <w:rFonts w:ascii="Times New Roman" w:hAnsi="Times New Roman" w:cs="Times New Roman"/>
+                <w:lang w:val="tr-TR"/>
+              </w:rPr>
+              <w:t xml:space="preserve"> Mikroskop altında üre kristalleri</w:t>
+            </w:r>
+          </w:p>
+        </w:tc>
+      </w:tr>
+    </w:tbl>
     <w:p>
       <w:pPr>
         <w:keepNext/>
@@ -6407,7 +6517,7 @@
           <w:rFonts w:ascii="Times New Roman" w:hAnsi="Times New Roman" w:cs="Times New Roman"/>
           <w:lang w:val="tr-TR"/>
         </w:rPr>
-        <w:t xml:space="preserve">) molekülünde ise 3 sigma ve 2 pi bağı bulunur (Görsel B ve Görsel C).</w:t>
+        <w:t xml:space="preserve">) molekülünde ise 3 sigma ve 2 pi bağı bulunur (Görsel C ve Görsel D).</w:t>
       </w:r>
     </w:p>
     <w:p xmlns:a="http://schemas.openxmlformats.org/drawingml/2006/main" xmlns:pic="http://schemas.openxmlformats.org/drawingml/2006/picture">
@@ -6470,7 +6580,7 @@
           <w:bCs/>
           <w:lang w:val="tr-TR"/>
         </w:rPr>
-        <w:t xml:space="preserve">Görsel B:</w:t>
+        <w:t xml:space="preserve">Görsel C:</w:t>
       </w:r>
       <w:r>
         <w:rPr>
@@ -6540,7 +6650,7 @@
           <w:bCs/>
           <w:lang w:val="tr-TR"/>
         </w:rPr>
-        <w:t xml:space="preserve">Görsel C:</w:t>
+        <w:t xml:space="preserve">Görsel D:</w:t>
       </w:r>
       <w:r>
         <w:rPr>
